--- a/TrainerDocs/Session_07_MC_III_Risk_and_Data_Security.docx
+++ b/TrainerDocs/Session_07_MC_III_Risk_and_Data_Security.docx
@@ -4152,7 +4152,12 @@
           <w:rFonts w:ascii="Cascadia Code" w:hAnsi="Cascadia Code" w:cs="Cascadia Code"/>
         </w:rPr>
       </w:pPr>
-      <w:proofErr w:type="spellStart"/>
+      <w:r>
+        <w:rPr>
+          <w:rFonts w:ascii="Cascadia Code" w:hAnsi="Cascadia Code" w:cs="Cascadia Code"/>
+        </w:rPr>
+        <w:t>Session_07_</w:t>
+      </w:r>
       <w:r>
         <w:rPr>
           <w:rFonts w:ascii="Cascadia Code" w:hAnsi="Cascadia Code" w:cs="Cascadia Code"/>
@@ -4183,26 +4188,11 @@
         </w:rPr>
         <w:t>Data</w:t>
       </w:r>
-      <w:proofErr w:type="spellEnd"/>
-      <w:r>
-        <w:rPr>
-          <w:rFonts w:ascii="Cascadia Code" w:hAnsi="Cascadia Code" w:cs="Cascadia Code"/>
-        </w:rPr>
-        <w:t>\</w:t>
-      </w:r>
-      <w:proofErr w:type="spellStart"/>
-      <w:r>
-        <w:rPr>
-          <w:rFonts w:ascii="Cascadia Code" w:hAnsi="Cascadia Code" w:cs="Cascadia Code"/>
-        </w:rPr>
-        <w:t>Data_Track</w:t>
-      </w:r>
-      <w:proofErr w:type="spellEnd"/>
-      <w:r>
-        <w:rPr>
-          <w:rFonts w:ascii="Cascadia Code" w:hAnsi="Cascadia Code" w:cs="Cascadia Code"/>
-        </w:rPr>
-        <w:t>\</w:t>
+      <w:r>
+        <w:rPr>
+          <w:rFonts w:ascii="Cascadia Code" w:hAnsi="Cascadia Code" w:cs="Cascadia Code"/>
+        </w:rPr>
+        <w:t>\Data_Track\</w:t>
       </w:r>
       <w:r>
         <w:rPr>
@@ -4234,7 +4224,12 @@
           <w:rFonts w:ascii="Cascadia Code" w:hAnsi="Cascadia Code" w:cs="Cascadia Code"/>
         </w:rPr>
       </w:pPr>
-      <w:proofErr w:type="spellStart"/>
+      <w:r>
+        <w:rPr>
+          <w:rFonts w:ascii="Cascadia Code" w:hAnsi="Cascadia Code" w:cs="Cascadia Code"/>
+        </w:rPr>
+        <w:t>Session_07_</w:t>
+      </w:r>
       <w:r>
         <w:rPr>
           <w:rFonts w:ascii="Cascadia Code" w:hAnsi="Cascadia Code" w:cs="Cascadia Code"/>
@@ -4265,26 +4260,11 @@
         </w:rPr>
         <w:t>Data</w:t>
       </w:r>
-      <w:proofErr w:type="spellEnd"/>
-      <w:r>
-        <w:rPr>
-          <w:rFonts w:ascii="Cascadia Code" w:hAnsi="Cascadia Code" w:cs="Cascadia Code"/>
-        </w:rPr>
-        <w:t>\</w:t>
-      </w:r>
-      <w:proofErr w:type="spellStart"/>
-      <w:r>
-        <w:rPr>
-          <w:rFonts w:ascii="Cascadia Code" w:hAnsi="Cascadia Code" w:cs="Cascadia Code"/>
-        </w:rPr>
-        <w:t>Data_Track</w:t>
-      </w:r>
-      <w:proofErr w:type="spellEnd"/>
-      <w:r>
-        <w:rPr>
-          <w:rFonts w:ascii="Cascadia Code" w:hAnsi="Cascadia Code" w:cs="Cascadia Code"/>
-        </w:rPr>
-        <w:t>\</w:t>
+      <w:r>
+        <w:rPr>
+          <w:rFonts w:ascii="Cascadia Code" w:hAnsi="Cascadia Code" w:cs="Cascadia Code"/>
+        </w:rPr>
+        <w:t>\Data_Track\</w:t>
       </w:r>
       <w:r>
         <w:rPr>
@@ -4370,6 +4350,7 @@
         </w:numPr>
       </w:pPr>
       <w:r>
+        <w:lastRenderedPageBreak/>
         <w:t>Assess the potential impact on financial accuracy, reconciliation, customer identity, product attribution, and auditability.</w:t>
       </w:r>
     </w:p>
@@ -4382,7 +4363,6 @@
         </w:numPr>
       </w:pPr>
       <w:r>
-        <w:lastRenderedPageBreak/>
         <w:t>Identify missing information, reference data, or business rules required before making a correction.</w:t>
       </w:r>
     </w:p>
@@ -5019,6 +4999,7 @@
         <w:rPr>
           <w:rFonts w:ascii="Cascadia Code" w:hAnsi="Cascadia Code" w:cs="Cascadia Code"/>
         </w:rPr>
+        <w:lastRenderedPageBreak/>
         <w:t>Distinguish a suspected exception from a confirmed rule violation. If the evidence is insufficient, explicitly state what must be checked before a decision can be made.</w:t>
       </w:r>
     </w:p>
@@ -5028,7 +5009,6 @@
         <w:pStyle w:val="Heading3"/>
       </w:pPr>
       <w:r>
-        <w:lastRenderedPageBreak/>
         <w:t>Enterprise Ops track</w:t>
       </w:r>
     </w:p>
@@ -5063,10 +5043,16 @@
       <w:r>
         <w:rPr>
           <w:rFonts w:ascii="Cascadia Code" w:hAnsi="Cascadia Code" w:cs="Cascadia Code"/>
+        </w:rPr>
+        <w:t>Session_07_</w:t>
+      </w:r>
+      <w:r>
+        <w:rPr>
+          <w:rFonts w:ascii="Cascadia Code" w:hAnsi="Cascadia Code" w:cs="Cascadia Code"/>
           <w:sz w:val="20"/>
           <w:szCs w:val="20"/>
         </w:rPr>
-        <w:t>MC_III_Data</w:t>
+        <w:t>MC_III_Data\Enterprise_Ops_Track\</w:t>
       </w:r>
       <w:r>
         <w:rPr>
@@ -5074,15 +5060,39 @@
           <w:sz w:val="20"/>
           <w:szCs w:val="20"/>
         </w:rPr>
-        <w:t>\</w:t>
-      </w:r>
-      <w:r>
+        <w:t>Enterprise_Ops_Risk_Review_Case.docx</w:t>
+      </w:r>
+    </w:p>
+    <w:p>
+      <w:pPr>
+        <w:pStyle w:val="ListParagraph"/>
+        <w:numPr>
+          <w:ilvl w:val="1"/>
+          <w:numId w:val="28"/>
+        </w:numPr>
+      </w:pPr>
+      <w:r>
+        <w:t>Reviews a simulated Customer API incident with elevated latency, increased errors, high database CPU, and a nearby scheduled export. The proposed AI response recommends potentially disruptive actions without establishing root cause.</w:t>
+      </w:r>
+    </w:p>
+    <w:p>
+      <w:pPr>
+        <w:pStyle w:val="ListParagraph"/>
+        <w:numPr>
+          <w:ilvl w:val="0"/>
+          <w:numId w:val="28"/>
+        </w:numPr>
         <w:rPr>
           <w:rFonts w:ascii="Cascadia Code" w:hAnsi="Cascadia Code" w:cs="Cascadia Code"/>
           <w:sz w:val="20"/>
           <w:szCs w:val="20"/>
         </w:rPr>
-        <w:t>Enterprise_Ops_Track</w:t>
+      </w:pPr>
+      <w:r>
+        <w:rPr>
+          <w:rFonts w:ascii="Cascadia Code" w:hAnsi="Cascadia Code" w:cs="Cascadia Code"/>
+        </w:rPr>
+        <w:t>Session_07_</w:t>
       </w:r>
       <w:r>
         <w:rPr>
@@ -5090,7 +5100,7 @@
           <w:sz w:val="20"/>
           <w:szCs w:val="20"/>
         </w:rPr>
-        <w:t>\</w:t>
+        <w:t>MC_III_Data\Enterprise_Ops_Track\</w:t>
       </w:r>
       <w:r>
         <w:rPr>
@@ -5098,7 +5108,7 @@
           <w:sz w:val="20"/>
           <w:szCs w:val="20"/>
         </w:rPr>
-        <w:t>Enterprise_Ops_Risk_Review_Case.docx</w:t>
+        <w:t>Enterprise_Ops_Risk_Review_Criteria.docx</w:t>
       </w:r>
     </w:p>
     <w:p>
@@ -5110,72 +5120,6 @@
         </w:numPr>
       </w:pPr>
       <w:r>
-        <w:t>Reviews a simulated Customer API incident with elevated latency, increased errors, high database CPU, and a nearby scheduled export. The proposed AI response recommends potentially disruptive actions without establishing root cause.</w:t>
-      </w:r>
-    </w:p>
-    <w:p>
-      <w:pPr>
-        <w:pStyle w:val="ListParagraph"/>
-        <w:numPr>
-          <w:ilvl w:val="0"/>
-          <w:numId w:val="28"/>
-        </w:numPr>
-        <w:rPr>
-          <w:rFonts w:ascii="Cascadia Code" w:hAnsi="Cascadia Code" w:cs="Cascadia Code"/>
-          <w:sz w:val="20"/>
-          <w:szCs w:val="20"/>
-        </w:rPr>
-      </w:pPr>
-      <w:r>
-        <w:rPr>
-          <w:rFonts w:ascii="Cascadia Code" w:hAnsi="Cascadia Code" w:cs="Cascadia Code"/>
-          <w:sz w:val="20"/>
-          <w:szCs w:val="20"/>
-        </w:rPr>
-        <w:t>MC_III_Data</w:t>
-      </w:r>
-      <w:r>
-        <w:rPr>
-          <w:rFonts w:ascii="Cascadia Code" w:hAnsi="Cascadia Code" w:cs="Cascadia Code"/>
-          <w:sz w:val="20"/>
-          <w:szCs w:val="20"/>
-        </w:rPr>
-        <w:t>\</w:t>
-      </w:r>
-      <w:r>
-        <w:rPr>
-          <w:rFonts w:ascii="Cascadia Code" w:hAnsi="Cascadia Code" w:cs="Cascadia Code"/>
-          <w:sz w:val="20"/>
-          <w:szCs w:val="20"/>
-        </w:rPr>
-        <w:t>Enterprise_Ops_Track</w:t>
-      </w:r>
-      <w:r>
-        <w:rPr>
-          <w:rFonts w:ascii="Cascadia Code" w:hAnsi="Cascadia Code" w:cs="Cascadia Code"/>
-          <w:sz w:val="20"/>
-          <w:szCs w:val="20"/>
-        </w:rPr>
-        <w:t>\</w:t>
-      </w:r>
-      <w:r>
-        <w:rPr>
-          <w:rFonts w:ascii="Cascadia Code" w:hAnsi="Cascadia Code" w:cs="Cascadia Code"/>
-          <w:sz w:val="20"/>
-          <w:szCs w:val="20"/>
-        </w:rPr>
-        <w:t>Enterprise_Ops_Risk_Review_Criteria.docx</w:t>
-      </w:r>
-    </w:p>
-    <w:p>
-      <w:pPr>
-        <w:pStyle w:val="ListParagraph"/>
-        <w:numPr>
-          <w:ilvl w:val="1"/>
-          <w:numId w:val="28"/>
-        </w:numPr>
-      </w:pPr>
-      <w:r>
         <w:t>Provides the review criteria for operational impact, missing evidence, human approval, recovery considerations, and safer diagnostics.</w:t>
       </w:r>
     </w:p>
@@ -5324,10 +5268,7 @@
         <w:pStyle w:val="Heading3"/>
       </w:pPr>
       <w:r>
-        <w:t xml:space="preserve">Enterprise Ops </w:t>
-      </w:r>
-      <w:r>
-        <w:t>Track Prompt</w:t>
+        <w:t>Enterprise Ops Track Prompt</w:t>
       </w:r>
       <w:r>
         <w:t xml:space="preserve"> (</w:t>
@@ -5476,6 +5417,7 @@
         <w:rPr>
           <w:rFonts w:ascii="Cascadia Code" w:hAnsi="Cascadia Code" w:cs="Cascadia Code"/>
         </w:rPr>
+        <w:lastRenderedPageBreak/>
         <w:t>Classify the action as one of the following:</w:t>
       </w:r>
     </w:p>
@@ -6312,6 +6254,7 @@
         </w:numPr>
       </w:pPr>
       <w:r>
+        <w:lastRenderedPageBreak/>
         <w:t>Risk classification supported by evidence.</w:t>
       </w:r>
     </w:p>
@@ -6356,7 +6299,6 @@
         </w:numPr>
       </w:pPr>
       <w:r>
-        <w:lastRenderedPageBreak/>
         <w:t>A short, scenario-specific control checklist.</w:t>
       </w:r>
     </w:p>
@@ -6420,10 +6362,16 @@
       <w:r>
         <w:rPr>
           <w:rFonts w:ascii="Cascadia Code" w:hAnsi="Cascadia Code" w:cs="Cascadia Code"/>
+        </w:rPr>
+        <w:t>Session_07_</w:t>
+      </w:r>
+      <w:r>
+        <w:rPr>
+          <w:rFonts w:ascii="Cascadia Code" w:hAnsi="Cascadia Code" w:cs="Cascadia Code"/>
           <w:sz w:val="18"/>
           <w:szCs w:val="18"/>
         </w:rPr>
-        <w:t>MC_III_Data</w:t>
+        <w:t>MC_III_Data\Code_Review\Enterprise_Ops\</w:t>
       </w:r>
       <w:r>
         <w:rPr>
@@ -6431,15 +6379,1082 @@
           <w:sz w:val="18"/>
           <w:szCs w:val="18"/>
         </w:rPr>
-        <w:t>\</w:t>
-      </w:r>
-      <w:r>
+        <w:t>unsafe_runbook_automation_review.py</w:t>
+      </w:r>
+    </w:p>
+    <w:p>
+      <w:r>
+        <w:rPr>
+          <w:b/>
+          <w:bCs/>
+        </w:rPr>
+        <w:t>Objective</w:t>
+      </w:r>
+      <w:r>
+        <w:t>: Use GitHub Copilot to identify security and reliability risks in an operational automation script and propose safer alternatives.</w:t>
+      </w:r>
+    </w:p>
+    <w:p>
+      <w:pPr>
+        <w:rPr>
+          <w:b/>
+          <w:bCs/>
+        </w:rPr>
+      </w:pPr>
+      <w:r>
+        <w:rPr>
+          <w:b/>
+          <w:bCs/>
+        </w:rPr>
+        <w:t>Participant tasks</w:t>
+      </w:r>
+    </w:p>
+    <w:p>
+      <w:pPr>
+        <w:pStyle w:val="ListParagraph"/>
+        <w:numPr>
+          <w:ilvl w:val="0"/>
+          <w:numId w:val="39"/>
+        </w:numPr>
+      </w:pPr>
+      <w:r>
+        <w:t>Open the supplied Python script in VS Code and inspect its implementation.</w:t>
+      </w:r>
+    </w:p>
+    <w:p>
+      <w:pPr>
+        <w:pStyle w:val="ListParagraph"/>
+        <w:numPr>
+          <w:ilvl w:val="0"/>
+          <w:numId w:val="39"/>
+        </w:numPr>
+      </w:pPr>
+      <w:r>
+        <w:t>Identify security vulnerabilities, unsafe operations, and reliability weaknesses.</w:t>
+      </w:r>
+    </w:p>
+    <w:p>
+      <w:pPr>
+        <w:pStyle w:val="ListParagraph"/>
+        <w:numPr>
+          <w:ilvl w:val="0"/>
+          <w:numId w:val="39"/>
+        </w:numPr>
+      </w:pPr>
+      <w:r>
+        <w:t>Pay particular attention to command execution, file deletion, credentials, database operations, HTTP requests, permissions, and error handling.</w:t>
+      </w:r>
+    </w:p>
+    <w:p>
+      <w:pPr>
+        <w:pStyle w:val="ListParagraph"/>
+        <w:numPr>
+          <w:ilvl w:val="0"/>
+          <w:numId w:val="39"/>
+        </w:numPr>
+      </w:pPr>
+      <w:r>
+        <w:t>Rank findings by severity and explain their potential impact.</w:t>
+      </w:r>
+    </w:p>
+    <w:p>
+      <w:pPr>
+        <w:pStyle w:val="ListParagraph"/>
+        <w:numPr>
+          <w:ilvl w:val="0"/>
+          <w:numId w:val="39"/>
+        </w:numPr>
+      </w:pPr>
+      <w:r>
+        <w:t>Recommend safer implementation patterns for each significant finding.</w:t>
+      </w:r>
+    </w:p>
+    <w:p>
+      <w:pPr>
+        <w:pStyle w:val="ListParagraph"/>
+        <w:numPr>
+          <w:ilvl w:val="0"/>
+          <w:numId w:val="39"/>
+        </w:numPr>
+      </w:pPr>
+      <w:r>
+        <w:t>Propose appropriate tests, including failure cases and authorization checks.</w:t>
+      </w:r>
+    </w:p>
+    <w:p>
+      <w:pPr>
+        <w:pStyle w:val="ListParagraph"/>
+        <w:numPr>
+          <w:ilvl w:val="0"/>
+          <w:numId w:val="39"/>
+        </w:numPr>
+      </w:pPr>
+      <w:r>
+        <w:t>Review the proposed improvements for residual risks and operational assumptions.</w:t>
+      </w:r>
+    </w:p>
+    <w:p>
+      <w:pPr>
+        <w:pStyle w:val="ListParagraph"/>
+        <w:numPr>
+          <w:ilvl w:val="0"/>
+          <w:numId w:val="39"/>
+        </w:numPr>
+      </w:pPr>
+      <w:r>
+        <w:t>Explain which changes would require additional testing or approval before deployment.</w:t>
+      </w:r>
+    </w:p>
+    <w:p>
+      <w:r>
+        <w:rPr>
+          <w:b/>
+          <w:bCs/>
+        </w:rPr>
+        <w:t>Expected output</w:t>
+      </w:r>
+      <w:r>
+        <w:t>: A prioritized code-review report, recommended fixes, and a proposed test plan.</w:t>
+      </w:r>
+    </w:p>
+    <w:p>
+      <w:r>
+        <w:rPr>
+          <w:b/>
+          <w:bCs/>
+        </w:rPr>
+        <w:t>Safety constraint</w:t>
+      </w:r>
+      <w:r>
+        <w:t>: Do not execute the supplied script or any proposed replacement.</w:t>
+      </w:r>
+    </w:p>
+    <w:p>
+      <w:pPr>
+        <w:rPr>
+          <w:b/>
+          <w:bCs/>
+        </w:rPr>
+      </w:pPr>
+      <w:r>
+        <w:rPr>
+          <w:b/>
+          <w:bCs/>
+        </w:rPr>
+        <w:t>Prompt</w:t>
+      </w:r>
+      <w:r>
+        <w:rPr>
+          <w:b/>
+          <w:bCs/>
+        </w:rPr>
+        <w:t xml:space="preserve"> </w:t>
+      </w:r>
+      <w:r>
+        <w:t>(</w:t>
+      </w:r>
+      <w:r>
+        <w:rPr>
+          <w:i/>
+          <w:iCs/>
+        </w:rPr>
+        <w:t>don’t share</w:t>
+      </w:r>
+      <w:r>
+        <w:t>)</w:t>
+      </w:r>
+    </w:p>
+    <w:p>
+      <w:pPr>
+        <w:pBdr>
+          <w:top w:val="single" w:sz="4" w:space="1" w:color="auto"/>
+          <w:left w:val="single" w:sz="4" w:space="4" w:color="auto"/>
+          <w:bottom w:val="single" w:sz="4" w:space="1" w:color="auto"/>
+          <w:right w:val="single" w:sz="4" w:space="4" w:color="auto"/>
+        </w:pBdr>
+        <w:spacing w:after="0" w:line="240" w:lineRule="auto"/>
+        <w:rPr>
+          <w:rFonts w:ascii="Cascadia Code" w:hAnsi="Cascadia Code" w:cs="Cascadia Code"/>
+        </w:rPr>
+      </w:pPr>
+      <w:r>
+        <w:rPr>
+          <w:rFonts w:ascii="Cascadia Code" w:hAnsi="Cascadia Code" w:cs="Cascadia Code"/>
+        </w:rPr>
+        <w:t>Review unsafe_runbook_automation_review.py as a security-conscious senior Python engineer reviewing operational automation.</w:t>
+      </w:r>
+    </w:p>
+    <w:p>
+      <w:pPr>
+        <w:pBdr>
+          <w:top w:val="single" w:sz="4" w:space="1" w:color="auto"/>
+          <w:left w:val="single" w:sz="4" w:space="4" w:color="auto"/>
+          <w:bottom w:val="single" w:sz="4" w:space="1" w:color="auto"/>
+          <w:right w:val="single" w:sz="4" w:space="4" w:color="auto"/>
+        </w:pBdr>
+        <w:spacing w:after="0" w:line="240" w:lineRule="auto"/>
+        <w:rPr>
+          <w:rFonts w:ascii="Cascadia Code" w:hAnsi="Cascadia Code" w:cs="Cascadia Code"/>
+        </w:rPr>
+      </w:pPr>
+    </w:p>
+    <w:p>
+      <w:pPr>
+        <w:pBdr>
+          <w:top w:val="single" w:sz="4" w:space="1" w:color="auto"/>
+          <w:left w:val="single" w:sz="4" w:space="4" w:color="auto"/>
+          <w:bottom w:val="single" w:sz="4" w:space="1" w:color="auto"/>
+          <w:right w:val="single" w:sz="4" w:space="4" w:color="auto"/>
+        </w:pBdr>
+        <w:spacing w:after="0" w:line="240" w:lineRule="auto"/>
+        <w:rPr>
+          <w:rFonts w:ascii="Cascadia Code" w:hAnsi="Cascadia Code" w:cs="Cascadia Code"/>
+        </w:rPr>
+      </w:pPr>
+      <w:r>
+        <w:rPr>
+          <w:rFonts w:ascii="Cascadia Code" w:hAnsi="Cascadia Code" w:cs="Cascadia Code"/>
+        </w:rPr>
+        <w:t>Do not execute the file. Do not perform any network, shell, filesystem, or database operation.</w:t>
+      </w:r>
+    </w:p>
+    <w:p>
+      <w:pPr>
+        <w:pBdr>
+          <w:top w:val="single" w:sz="4" w:space="1" w:color="auto"/>
+          <w:left w:val="single" w:sz="4" w:space="4" w:color="auto"/>
+          <w:bottom w:val="single" w:sz="4" w:space="1" w:color="auto"/>
+          <w:right w:val="single" w:sz="4" w:space="4" w:color="auto"/>
+        </w:pBdr>
+        <w:spacing w:after="0" w:line="240" w:lineRule="auto"/>
+        <w:rPr>
+          <w:rFonts w:ascii="Cascadia Code" w:hAnsi="Cascadia Code" w:cs="Cascadia Code"/>
+        </w:rPr>
+      </w:pPr>
+    </w:p>
+    <w:p>
+      <w:pPr>
+        <w:pBdr>
+          <w:top w:val="single" w:sz="4" w:space="1" w:color="auto"/>
+          <w:left w:val="single" w:sz="4" w:space="4" w:color="auto"/>
+          <w:bottom w:val="single" w:sz="4" w:space="1" w:color="auto"/>
+          <w:right w:val="single" w:sz="4" w:space="4" w:color="auto"/>
+        </w:pBdr>
+        <w:spacing w:after="0" w:line="240" w:lineRule="auto"/>
+        <w:rPr>
+          <w:rFonts w:ascii="Cascadia Code" w:hAnsi="Cascadia Code" w:cs="Cascadia Code"/>
+        </w:rPr>
+      </w:pPr>
+      <w:r>
+        <w:rPr>
+          <w:rFonts w:ascii="Cascadia Code" w:hAnsi="Cascadia Code" w:cs="Cascadia Code"/>
+        </w:rPr>
+        <w:t>Identify every material risk. For each finding, provide:</w:t>
+      </w:r>
+    </w:p>
+    <w:p>
+      <w:pPr>
+        <w:numPr>
+          <w:ilvl w:val="0"/>
+          <w:numId w:val="32"/>
+        </w:numPr>
+        <w:pBdr>
+          <w:top w:val="single" w:sz="4" w:space="1" w:color="auto"/>
+          <w:left w:val="single" w:sz="4" w:space="4" w:color="auto"/>
+          <w:bottom w:val="single" w:sz="4" w:space="1" w:color="auto"/>
+          <w:right w:val="single" w:sz="4" w:space="4" w:color="auto"/>
+        </w:pBdr>
+        <w:spacing w:after="0" w:line="240" w:lineRule="auto"/>
+        <w:rPr>
+          <w:rFonts w:ascii="Cascadia Code" w:hAnsi="Cascadia Code" w:cs="Cascadia Code"/>
+        </w:rPr>
+      </w:pPr>
+      <w:r>
+        <w:rPr>
+          <w:rFonts w:ascii="Cascadia Code" w:hAnsi="Cascadia Code" w:cs="Cascadia Code"/>
+        </w:rPr>
+        <w:t>Severity: Critical, High, Medium, or Low, with a brief justification.</w:t>
+      </w:r>
+    </w:p>
+    <w:p>
+      <w:pPr>
+        <w:numPr>
+          <w:ilvl w:val="0"/>
+          <w:numId w:val="32"/>
+        </w:numPr>
+        <w:pBdr>
+          <w:top w:val="single" w:sz="4" w:space="1" w:color="auto"/>
+          <w:left w:val="single" w:sz="4" w:space="4" w:color="auto"/>
+          <w:bottom w:val="single" w:sz="4" w:space="1" w:color="auto"/>
+          <w:right w:val="single" w:sz="4" w:space="4" w:color="auto"/>
+        </w:pBdr>
+        <w:spacing w:after="0" w:line="240" w:lineRule="auto"/>
+        <w:rPr>
+          <w:rFonts w:ascii="Cascadia Code" w:hAnsi="Cascadia Code" w:cs="Cascadia Code"/>
+        </w:rPr>
+      </w:pPr>
+      <w:r>
+        <w:rPr>
+          <w:rFonts w:ascii="Cascadia Code" w:hAnsi="Cascadia Code" w:cs="Cascadia Code"/>
+        </w:rPr>
+        <w:lastRenderedPageBreak/>
+        <w:t>Exact code location or statement.</w:t>
+      </w:r>
+    </w:p>
+    <w:p>
+      <w:pPr>
+        <w:numPr>
+          <w:ilvl w:val="0"/>
+          <w:numId w:val="32"/>
+        </w:numPr>
+        <w:pBdr>
+          <w:top w:val="single" w:sz="4" w:space="1" w:color="auto"/>
+          <w:left w:val="single" w:sz="4" w:space="4" w:color="auto"/>
+          <w:bottom w:val="single" w:sz="4" w:space="1" w:color="auto"/>
+          <w:right w:val="single" w:sz="4" w:space="4" w:color="auto"/>
+        </w:pBdr>
+        <w:spacing w:after="0" w:line="240" w:lineRule="auto"/>
+        <w:rPr>
+          <w:rFonts w:ascii="Cascadia Code" w:hAnsi="Cascadia Code" w:cs="Cascadia Code"/>
+        </w:rPr>
+      </w:pPr>
+      <w:r>
+        <w:rPr>
+          <w:rFonts w:ascii="Cascadia Code" w:hAnsi="Cascadia Code" w:cs="Cascadia Code"/>
+        </w:rPr>
+        <w:t>The unsafe behaviour and a realistic failure or attack scenario.</w:t>
+      </w:r>
+    </w:p>
+    <w:p>
+      <w:pPr>
+        <w:numPr>
+          <w:ilvl w:val="0"/>
+          <w:numId w:val="32"/>
+        </w:numPr>
+        <w:pBdr>
+          <w:top w:val="single" w:sz="4" w:space="1" w:color="auto"/>
+          <w:left w:val="single" w:sz="4" w:space="4" w:color="auto"/>
+          <w:bottom w:val="single" w:sz="4" w:space="1" w:color="auto"/>
+          <w:right w:val="single" w:sz="4" w:space="4" w:color="auto"/>
+        </w:pBdr>
+        <w:spacing w:after="0" w:line="240" w:lineRule="auto"/>
+        <w:rPr>
+          <w:rFonts w:ascii="Cascadia Code" w:hAnsi="Cascadia Code" w:cs="Cascadia Code"/>
+        </w:rPr>
+      </w:pPr>
+      <w:r>
+        <w:rPr>
+          <w:rFonts w:ascii="Cascadia Code" w:hAnsi="Cascadia Code" w:cs="Cascadia Code"/>
+        </w:rPr>
+        <w:t>Potential operational, security, data-integrity, or customer impact.</w:t>
+      </w:r>
+    </w:p>
+    <w:p>
+      <w:pPr>
+        <w:numPr>
+          <w:ilvl w:val="0"/>
+          <w:numId w:val="32"/>
+        </w:numPr>
+        <w:pBdr>
+          <w:top w:val="single" w:sz="4" w:space="1" w:color="auto"/>
+          <w:left w:val="single" w:sz="4" w:space="4" w:color="auto"/>
+          <w:bottom w:val="single" w:sz="4" w:space="1" w:color="auto"/>
+          <w:right w:val="single" w:sz="4" w:space="4" w:color="auto"/>
+        </w:pBdr>
+        <w:spacing w:after="0" w:line="240" w:lineRule="auto"/>
+        <w:rPr>
+          <w:rFonts w:ascii="Cascadia Code" w:hAnsi="Cascadia Code" w:cs="Cascadia Code"/>
+        </w:rPr>
+      </w:pPr>
+      <w:r>
+        <w:rPr>
+          <w:rFonts w:ascii="Cascadia Code" w:hAnsi="Cascadia Code" w:cs="Cascadia Code"/>
+        </w:rPr>
+        <w:t>A safer implementation approach.</w:t>
+      </w:r>
+    </w:p>
+    <w:p>
+      <w:pPr>
+        <w:numPr>
+          <w:ilvl w:val="0"/>
+          <w:numId w:val="32"/>
+        </w:numPr>
+        <w:pBdr>
+          <w:top w:val="single" w:sz="4" w:space="1" w:color="auto"/>
+          <w:left w:val="single" w:sz="4" w:space="4" w:color="auto"/>
+          <w:bottom w:val="single" w:sz="4" w:space="1" w:color="auto"/>
+          <w:right w:val="single" w:sz="4" w:space="4" w:color="auto"/>
+        </w:pBdr>
+        <w:spacing w:after="0" w:line="240" w:lineRule="auto"/>
+        <w:rPr>
+          <w:rFonts w:ascii="Cascadia Code" w:hAnsi="Cascadia Code" w:cs="Cascadia Code"/>
+        </w:rPr>
+      </w:pPr>
+      <w:r>
+        <w:rPr>
+          <w:rFonts w:ascii="Cascadia Code" w:hAnsi="Cascadia Code" w:cs="Cascadia Code"/>
+        </w:rPr>
+        <w:t>Tests that should be added to verify the fix.</w:t>
+      </w:r>
+    </w:p>
+    <w:p>
+      <w:pPr>
+        <w:pBdr>
+          <w:top w:val="single" w:sz="4" w:space="1" w:color="auto"/>
+          <w:left w:val="single" w:sz="4" w:space="4" w:color="auto"/>
+          <w:bottom w:val="single" w:sz="4" w:space="1" w:color="auto"/>
+          <w:right w:val="single" w:sz="4" w:space="4" w:color="auto"/>
+        </w:pBdr>
+        <w:spacing w:after="0" w:line="240" w:lineRule="auto"/>
+        <w:rPr>
+          <w:rFonts w:ascii="Cascadia Code" w:hAnsi="Cascadia Code" w:cs="Cascadia Code"/>
+        </w:rPr>
+      </w:pPr>
+    </w:p>
+    <w:p>
+      <w:pPr>
+        <w:pBdr>
+          <w:top w:val="single" w:sz="4" w:space="1" w:color="auto"/>
+          <w:left w:val="single" w:sz="4" w:space="4" w:color="auto"/>
+          <w:bottom w:val="single" w:sz="4" w:space="1" w:color="auto"/>
+          <w:right w:val="single" w:sz="4" w:space="4" w:color="auto"/>
+        </w:pBdr>
+        <w:spacing w:after="0" w:line="240" w:lineRule="auto"/>
+        <w:rPr>
+          <w:rFonts w:ascii="Cascadia Code" w:hAnsi="Cascadia Code" w:cs="Cascadia Code"/>
+        </w:rPr>
+      </w:pPr>
+      <w:r>
+        <w:rPr>
+          <w:rFonts w:ascii="Cascadia Code" w:hAnsi="Cascadia Code" w:cs="Cascadia Code"/>
+        </w:rPr>
+        <w:t>Pay particular attention to:</w:t>
+      </w:r>
+    </w:p>
+    <w:p>
+      <w:pPr>
+        <w:numPr>
+          <w:ilvl w:val="0"/>
+          <w:numId w:val="33"/>
+        </w:numPr>
+        <w:pBdr>
+          <w:top w:val="single" w:sz="4" w:space="1" w:color="auto"/>
+          <w:left w:val="single" w:sz="4" w:space="4" w:color="auto"/>
+          <w:bottom w:val="single" w:sz="4" w:space="1" w:color="auto"/>
+          <w:right w:val="single" w:sz="4" w:space="4" w:color="auto"/>
+        </w:pBdr>
+        <w:spacing w:after="0" w:line="240" w:lineRule="auto"/>
+        <w:rPr>
+          <w:rFonts w:ascii="Cascadia Code" w:hAnsi="Cascadia Code" w:cs="Cascadia Code"/>
+        </w:rPr>
+      </w:pPr>
+      <w:r>
+        <w:rPr>
+          <w:rFonts w:ascii="Cascadia Code" w:hAnsi="Cascadia Code" w:cs="Cascadia Code"/>
+        </w:rPr>
+        <w:t xml:space="preserve">Shell command construction and </w:t>
+      </w:r>
+      <w:proofErr w:type="spellStart"/>
+      <w:r>
+        <w:rPr>
+          <w:rFonts w:ascii="Cascadia Code" w:hAnsi="Cascadia Code" w:cs="Cascadia Code"/>
+        </w:rPr>
+        <w:t>subprocess.run</w:t>
+      </w:r>
+      <w:proofErr w:type="spellEnd"/>
+      <w:r>
+        <w:rPr>
+          <w:rFonts w:ascii="Cascadia Code" w:hAnsi="Cascadia Code" w:cs="Cascadia Code"/>
+        </w:rPr>
+        <w:t>(shell=True).</w:t>
+      </w:r>
+    </w:p>
+    <w:p>
+      <w:pPr>
+        <w:numPr>
+          <w:ilvl w:val="0"/>
+          <w:numId w:val="33"/>
+        </w:numPr>
+        <w:pBdr>
+          <w:top w:val="single" w:sz="4" w:space="1" w:color="auto"/>
+          <w:left w:val="single" w:sz="4" w:space="4" w:color="auto"/>
+          <w:bottom w:val="single" w:sz="4" w:space="1" w:color="auto"/>
+          <w:right w:val="single" w:sz="4" w:space="4" w:color="auto"/>
+        </w:pBdr>
+        <w:spacing w:after="0" w:line="240" w:lineRule="auto"/>
+        <w:rPr>
+          <w:rFonts w:ascii="Cascadia Code" w:hAnsi="Cascadia Code" w:cs="Cascadia Code"/>
+        </w:rPr>
+      </w:pPr>
+      <w:r>
+        <w:rPr>
+          <w:rFonts w:ascii="Cascadia Code" w:hAnsi="Cascadia Code" w:cs="Cascadia Code"/>
+        </w:rPr>
+        <w:t>Validation and allowlisting of hostnames and user-supplied paths.</w:t>
+      </w:r>
+    </w:p>
+    <w:p>
+      <w:pPr>
+        <w:numPr>
+          <w:ilvl w:val="0"/>
+          <w:numId w:val="33"/>
+        </w:numPr>
+        <w:pBdr>
+          <w:top w:val="single" w:sz="4" w:space="1" w:color="auto"/>
+          <w:left w:val="single" w:sz="4" w:space="4" w:color="auto"/>
+          <w:bottom w:val="single" w:sz="4" w:space="1" w:color="auto"/>
+          <w:right w:val="single" w:sz="4" w:space="4" w:color="auto"/>
+        </w:pBdr>
+        <w:spacing w:after="0" w:line="240" w:lineRule="auto"/>
+        <w:rPr>
+          <w:rFonts w:ascii="Cascadia Code" w:hAnsi="Cascadia Code" w:cs="Cascadia Code"/>
+        </w:rPr>
+      </w:pPr>
+      <w:r>
+        <w:rPr>
+          <w:rFonts w:ascii="Cascadia Code" w:hAnsi="Cascadia Code" w:cs="Cascadia Code"/>
+        </w:rPr>
+        <w:t>Recursive file deletion, path containment, dry-run behaviour, and explicit authorization.</w:t>
+      </w:r>
+    </w:p>
+    <w:p>
+      <w:pPr>
+        <w:numPr>
+          <w:ilvl w:val="0"/>
+          <w:numId w:val="33"/>
+        </w:numPr>
+        <w:pBdr>
+          <w:top w:val="single" w:sz="4" w:space="1" w:color="auto"/>
+          <w:left w:val="single" w:sz="4" w:space="4" w:color="auto"/>
+          <w:bottom w:val="single" w:sz="4" w:space="1" w:color="auto"/>
+          <w:right w:val="single" w:sz="4" w:space="4" w:color="auto"/>
+        </w:pBdr>
+        <w:spacing w:after="0" w:line="240" w:lineRule="auto"/>
+        <w:rPr>
+          <w:rFonts w:ascii="Cascadia Code" w:hAnsi="Cascadia Code" w:cs="Cascadia Code"/>
+        </w:rPr>
+      </w:pPr>
+      <w:r>
+        <w:rPr>
+          <w:rFonts w:ascii="Cascadia Code" w:hAnsi="Cascadia Code" w:cs="Cascadia Code"/>
+        </w:rPr>
+        <w:t>Hard-coded credentials and secrets appearing in logs.</w:t>
+      </w:r>
+    </w:p>
+    <w:p>
+      <w:pPr>
+        <w:numPr>
+          <w:ilvl w:val="0"/>
+          <w:numId w:val="33"/>
+        </w:numPr>
+        <w:pBdr>
+          <w:top w:val="single" w:sz="4" w:space="1" w:color="auto"/>
+          <w:left w:val="single" w:sz="4" w:space="4" w:color="auto"/>
+          <w:bottom w:val="single" w:sz="4" w:space="1" w:color="auto"/>
+          <w:right w:val="single" w:sz="4" w:space="4" w:color="auto"/>
+        </w:pBdr>
+        <w:spacing w:after="0" w:line="240" w:lineRule="auto"/>
+        <w:rPr>
+          <w:rFonts w:ascii="Cascadia Code" w:hAnsi="Cascadia Code" w:cs="Cascadia Code"/>
+        </w:rPr>
+      </w:pPr>
+      <w:r>
+        <w:rPr>
+          <w:rFonts w:ascii="Cascadia Code" w:hAnsi="Cascadia Code" w:cs="Cascadia Code"/>
+        </w:rPr>
+        <w:t>SQL injection and parameterized database access.</w:t>
+      </w:r>
+    </w:p>
+    <w:p>
+      <w:pPr>
+        <w:numPr>
+          <w:ilvl w:val="0"/>
+          <w:numId w:val="33"/>
+        </w:numPr>
+        <w:pBdr>
+          <w:top w:val="single" w:sz="4" w:space="1" w:color="auto"/>
+          <w:left w:val="single" w:sz="4" w:space="4" w:color="auto"/>
+          <w:bottom w:val="single" w:sz="4" w:space="1" w:color="auto"/>
+          <w:right w:val="single" w:sz="4" w:space="4" w:color="auto"/>
+        </w:pBdr>
+        <w:spacing w:after="0" w:line="240" w:lineRule="auto"/>
+        <w:rPr>
+          <w:rFonts w:ascii="Cascadia Code" w:hAnsi="Cascadia Code" w:cs="Cascadia Code"/>
+        </w:rPr>
+      </w:pPr>
+      <w:r>
+        <w:rPr>
+          <w:rFonts w:ascii="Cascadia Code" w:hAnsi="Cascadia Code" w:cs="Cascadia Code"/>
+        </w:rPr>
+        <w:t>HTTP request timeouts, destination validation, response checking, and error handling.</w:t>
+      </w:r>
+    </w:p>
+    <w:p>
+      <w:pPr>
+        <w:numPr>
+          <w:ilvl w:val="0"/>
+          <w:numId w:val="33"/>
+        </w:numPr>
+        <w:pBdr>
+          <w:top w:val="single" w:sz="4" w:space="1" w:color="auto"/>
+          <w:left w:val="single" w:sz="4" w:space="4" w:color="auto"/>
+          <w:bottom w:val="single" w:sz="4" w:space="1" w:color="auto"/>
+          <w:right w:val="single" w:sz="4" w:space="4" w:color="auto"/>
+        </w:pBdr>
+        <w:spacing w:after="0" w:line="240" w:lineRule="auto"/>
+        <w:rPr>
+          <w:rFonts w:ascii="Cascadia Code" w:hAnsi="Cascadia Code" w:cs="Cascadia Code"/>
+        </w:rPr>
+      </w:pPr>
+      <w:r>
+        <w:rPr>
+          <w:rFonts w:ascii="Cascadia Code" w:hAnsi="Cascadia Code" w:cs="Cascadia Code"/>
+        </w:rPr>
+        <w:t>Least privilege and separation of diagnostic operations from destructive actions.</w:t>
+      </w:r>
+    </w:p>
+    <w:p>
+      <w:pPr>
+        <w:numPr>
+          <w:ilvl w:val="0"/>
+          <w:numId w:val="33"/>
+        </w:numPr>
+        <w:pBdr>
+          <w:top w:val="single" w:sz="4" w:space="1" w:color="auto"/>
+          <w:left w:val="single" w:sz="4" w:space="4" w:color="auto"/>
+          <w:bottom w:val="single" w:sz="4" w:space="1" w:color="auto"/>
+          <w:right w:val="single" w:sz="4" w:space="4" w:color="auto"/>
+        </w:pBdr>
+        <w:spacing w:after="0" w:line="240" w:lineRule="auto"/>
+        <w:rPr>
+          <w:rFonts w:ascii="Cascadia Code" w:hAnsi="Cascadia Code" w:cs="Cascadia Code"/>
+        </w:rPr>
+      </w:pPr>
+      <w:r>
+        <w:rPr>
+          <w:rFonts w:ascii="Cascadia Code" w:hAnsi="Cascadia Code" w:cs="Cascadia Code"/>
+        </w:rPr>
+        <w:t>Audit logging without exposing secrets.</w:t>
+      </w:r>
+    </w:p>
+    <w:p>
+      <w:pPr>
+        <w:numPr>
+          <w:ilvl w:val="0"/>
+          <w:numId w:val="33"/>
+        </w:numPr>
+        <w:pBdr>
+          <w:top w:val="single" w:sz="4" w:space="1" w:color="auto"/>
+          <w:left w:val="single" w:sz="4" w:space="4" w:color="auto"/>
+          <w:bottom w:val="single" w:sz="4" w:space="1" w:color="auto"/>
+          <w:right w:val="single" w:sz="4" w:space="4" w:color="auto"/>
+        </w:pBdr>
+        <w:spacing w:after="0" w:line="240" w:lineRule="auto"/>
+        <w:rPr>
+          <w:rFonts w:ascii="Cascadia Code" w:hAnsi="Cascadia Code" w:cs="Cascadia Code"/>
+        </w:rPr>
+      </w:pPr>
+      <w:r>
+        <w:rPr>
+          <w:rFonts w:ascii="Cascadia Code" w:hAnsi="Cascadia Code" w:cs="Cascadia Code"/>
+        </w:rPr>
+        <w:t>Incorrectly reporting success when an operation may have failed or only partially completed.</w:t>
+      </w:r>
+    </w:p>
+    <w:p>
+      <w:pPr>
+        <w:pBdr>
+          <w:top w:val="single" w:sz="4" w:space="1" w:color="auto"/>
+          <w:left w:val="single" w:sz="4" w:space="4" w:color="auto"/>
+          <w:bottom w:val="single" w:sz="4" w:space="1" w:color="auto"/>
+          <w:right w:val="single" w:sz="4" w:space="4" w:color="auto"/>
+        </w:pBdr>
+        <w:spacing w:after="0" w:line="240" w:lineRule="auto"/>
+        <w:rPr>
+          <w:rFonts w:ascii="Cascadia Code" w:hAnsi="Cascadia Code" w:cs="Cascadia Code"/>
+        </w:rPr>
+      </w:pPr>
+    </w:p>
+    <w:p>
+      <w:pPr>
+        <w:pBdr>
+          <w:top w:val="single" w:sz="4" w:space="1" w:color="auto"/>
+          <w:left w:val="single" w:sz="4" w:space="4" w:color="auto"/>
+          <w:bottom w:val="single" w:sz="4" w:space="1" w:color="auto"/>
+          <w:right w:val="single" w:sz="4" w:space="4" w:color="auto"/>
+        </w:pBdr>
+        <w:spacing w:after="0" w:line="240" w:lineRule="auto"/>
+        <w:rPr>
+          <w:rFonts w:ascii="Cascadia Code" w:hAnsi="Cascadia Code" w:cs="Cascadia Code"/>
+        </w:rPr>
+      </w:pPr>
+      <w:r>
+        <w:rPr>
+          <w:rFonts w:ascii="Cascadia Code" w:hAnsi="Cascadia Code" w:cs="Cascadia Code"/>
+        </w:rPr>
+        <w:t>Then propose a safer implementation that:</w:t>
+      </w:r>
+    </w:p>
+    <w:p>
+      <w:pPr>
+        <w:numPr>
+          <w:ilvl w:val="0"/>
+          <w:numId w:val="34"/>
+        </w:numPr>
+        <w:pBdr>
+          <w:top w:val="single" w:sz="4" w:space="1" w:color="auto"/>
+          <w:left w:val="single" w:sz="4" w:space="4" w:color="auto"/>
+          <w:bottom w:val="single" w:sz="4" w:space="1" w:color="auto"/>
+          <w:right w:val="single" w:sz="4" w:space="4" w:color="auto"/>
+        </w:pBdr>
+        <w:spacing w:after="0" w:line="240" w:lineRule="auto"/>
+        <w:rPr>
+          <w:rFonts w:ascii="Cascadia Code" w:hAnsi="Cascadia Code" w:cs="Cascadia Code"/>
+        </w:rPr>
+      </w:pPr>
+      <w:r>
+        <w:rPr>
+          <w:rFonts w:ascii="Cascadia Code" w:hAnsi="Cascadia Code" w:cs="Cascadia Code"/>
+        </w:rPr>
+        <w:t>Defaults to dry-run mode.</w:t>
+      </w:r>
+    </w:p>
+    <w:p>
+      <w:pPr>
+        <w:numPr>
+          <w:ilvl w:val="0"/>
+          <w:numId w:val="34"/>
+        </w:numPr>
+        <w:pBdr>
+          <w:top w:val="single" w:sz="4" w:space="1" w:color="auto"/>
+          <w:left w:val="single" w:sz="4" w:space="4" w:color="auto"/>
+          <w:bottom w:val="single" w:sz="4" w:space="1" w:color="auto"/>
+          <w:right w:val="single" w:sz="4" w:space="4" w:color="auto"/>
+        </w:pBdr>
+        <w:spacing w:after="0" w:line="240" w:lineRule="auto"/>
+        <w:rPr>
+          <w:rFonts w:ascii="Cascadia Code" w:hAnsi="Cascadia Code" w:cs="Cascadia Code"/>
+        </w:rPr>
+      </w:pPr>
+      <w:r>
+        <w:rPr>
+          <w:rFonts w:ascii="Cascadia Code" w:hAnsi="Cascadia Code" w:cs="Cascadia Code"/>
+        </w:rPr>
+        <w:t>Avoids shell interpolation and uses safe argument handling.</w:t>
+      </w:r>
+    </w:p>
+    <w:p>
+      <w:pPr>
+        <w:numPr>
+          <w:ilvl w:val="0"/>
+          <w:numId w:val="34"/>
+        </w:numPr>
+        <w:pBdr>
+          <w:top w:val="single" w:sz="4" w:space="1" w:color="auto"/>
+          <w:left w:val="single" w:sz="4" w:space="4" w:color="auto"/>
+          <w:bottom w:val="single" w:sz="4" w:space="1" w:color="auto"/>
+          <w:right w:val="single" w:sz="4" w:space="4" w:color="auto"/>
+        </w:pBdr>
+        <w:spacing w:after="0" w:line="240" w:lineRule="auto"/>
+        <w:rPr>
+          <w:rFonts w:ascii="Cascadia Code" w:hAnsi="Cascadia Code" w:cs="Cascadia Code"/>
+        </w:rPr>
+      </w:pPr>
+      <w:r>
+        <w:rPr>
+          <w:rFonts w:ascii="Cascadia Code" w:hAnsi="Cascadia Code" w:cs="Cascadia Code"/>
+        </w:rPr>
+        <w:t>Constrains file operations to an explicitly approved root.</w:t>
+      </w:r>
+    </w:p>
+    <w:p>
+      <w:pPr>
+        <w:numPr>
+          <w:ilvl w:val="0"/>
+          <w:numId w:val="34"/>
+        </w:numPr>
+        <w:pBdr>
+          <w:top w:val="single" w:sz="4" w:space="1" w:color="auto"/>
+          <w:left w:val="single" w:sz="4" w:space="4" w:color="auto"/>
+          <w:bottom w:val="single" w:sz="4" w:space="1" w:color="auto"/>
+          <w:right w:val="single" w:sz="4" w:space="4" w:color="auto"/>
+        </w:pBdr>
+        <w:spacing w:after="0" w:line="240" w:lineRule="auto"/>
+        <w:rPr>
+          <w:rFonts w:ascii="Cascadia Code" w:hAnsi="Cascadia Code" w:cs="Cascadia Code"/>
+        </w:rPr>
+      </w:pPr>
+      <w:r>
+        <w:rPr>
+          <w:rFonts w:ascii="Cascadia Code" w:hAnsi="Cascadia Code" w:cs="Cascadia Code"/>
+        </w:rPr>
+        <w:t>Never logs secrets.</w:t>
+      </w:r>
+    </w:p>
+    <w:p>
+      <w:pPr>
+        <w:numPr>
+          <w:ilvl w:val="0"/>
+          <w:numId w:val="34"/>
+        </w:numPr>
+        <w:pBdr>
+          <w:top w:val="single" w:sz="4" w:space="1" w:color="auto"/>
+          <w:left w:val="single" w:sz="4" w:space="4" w:color="auto"/>
+          <w:bottom w:val="single" w:sz="4" w:space="1" w:color="auto"/>
+          <w:right w:val="single" w:sz="4" w:space="4" w:color="auto"/>
+        </w:pBdr>
+        <w:spacing w:after="0" w:line="240" w:lineRule="auto"/>
+        <w:rPr>
+          <w:rFonts w:ascii="Cascadia Code" w:hAnsi="Cascadia Code" w:cs="Cascadia Code"/>
+        </w:rPr>
+      </w:pPr>
+      <w:r>
+        <w:rPr>
+          <w:rFonts w:ascii="Cascadia Code" w:hAnsi="Cascadia Code" w:cs="Cascadia Code"/>
+        </w:rPr>
+        <w:t>Uses parameterized SQL.</w:t>
+      </w:r>
+    </w:p>
+    <w:p>
+      <w:pPr>
+        <w:numPr>
+          <w:ilvl w:val="0"/>
+          <w:numId w:val="34"/>
+        </w:numPr>
+        <w:pBdr>
+          <w:top w:val="single" w:sz="4" w:space="1" w:color="auto"/>
+          <w:left w:val="single" w:sz="4" w:space="4" w:color="auto"/>
+          <w:bottom w:val="single" w:sz="4" w:space="1" w:color="auto"/>
+          <w:right w:val="single" w:sz="4" w:space="4" w:color="auto"/>
+        </w:pBdr>
+        <w:spacing w:after="0" w:line="240" w:lineRule="auto"/>
+        <w:rPr>
+          <w:rFonts w:ascii="Cascadia Code" w:hAnsi="Cascadia Code" w:cs="Cascadia Code"/>
+        </w:rPr>
+      </w:pPr>
+      <w:r>
+        <w:rPr>
+          <w:rFonts w:ascii="Cascadia Code" w:hAnsi="Cascadia Code" w:cs="Cascadia Code"/>
+        </w:rPr>
+        <w:t>Requires explicit authorization for destructive actions.</w:t>
+      </w:r>
+    </w:p>
+    <w:p>
+      <w:pPr>
+        <w:numPr>
+          <w:ilvl w:val="0"/>
+          <w:numId w:val="34"/>
+        </w:numPr>
+        <w:pBdr>
+          <w:top w:val="single" w:sz="4" w:space="1" w:color="auto"/>
+          <w:left w:val="single" w:sz="4" w:space="4" w:color="auto"/>
+          <w:bottom w:val="single" w:sz="4" w:space="1" w:color="auto"/>
+          <w:right w:val="single" w:sz="4" w:space="4" w:color="auto"/>
+        </w:pBdr>
+        <w:spacing w:after="0" w:line="240" w:lineRule="auto"/>
+        <w:rPr>
+          <w:rFonts w:ascii="Cascadia Code" w:hAnsi="Cascadia Code" w:cs="Cascadia Code"/>
+        </w:rPr>
+      </w:pPr>
+      <w:r>
+        <w:rPr>
+          <w:rFonts w:ascii="Cascadia Code" w:hAnsi="Cascadia Code" w:cs="Cascadia Code"/>
+        </w:rPr>
+        <w:t>Uses timeouts and validates HTTP responses.</w:t>
+      </w:r>
+    </w:p>
+    <w:p>
+      <w:pPr>
+        <w:numPr>
+          <w:ilvl w:val="0"/>
+          <w:numId w:val="34"/>
+        </w:numPr>
+        <w:pBdr>
+          <w:top w:val="single" w:sz="4" w:space="1" w:color="auto"/>
+          <w:left w:val="single" w:sz="4" w:space="4" w:color="auto"/>
+          <w:bottom w:val="single" w:sz="4" w:space="1" w:color="auto"/>
+          <w:right w:val="single" w:sz="4" w:space="4" w:color="auto"/>
+        </w:pBdr>
+        <w:spacing w:after="0" w:line="240" w:lineRule="auto"/>
+        <w:rPr>
+          <w:rFonts w:ascii="Cascadia Code" w:hAnsi="Cascadia Code" w:cs="Cascadia Code"/>
+        </w:rPr>
+      </w:pPr>
+      <w:r>
+        <w:rPr>
+          <w:rFonts w:ascii="Cascadia Code" w:hAnsi="Cascadia Code" w:cs="Cascadia Code"/>
+        </w:rPr>
+        <w:t>Handles errors and partial failures accurately.</w:t>
+      </w:r>
+    </w:p>
+    <w:p>
+      <w:pPr>
+        <w:numPr>
+          <w:ilvl w:val="0"/>
+          <w:numId w:val="34"/>
+        </w:numPr>
+        <w:pBdr>
+          <w:top w:val="single" w:sz="4" w:space="1" w:color="auto"/>
+          <w:left w:val="single" w:sz="4" w:space="4" w:color="auto"/>
+          <w:bottom w:val="single" w:sz="4" w:space="1" w:color="auto"/>
+          <w:right w:val="single" w:sz="4" w:space="4" w:color="auto"/>
+        </w:pBdr>
+        <w:spacing w:after="0" w:line="240" w:lineRule="auto"/>
+        <w:rPr>
+          <w:rFonts w:ascii="Cascadia Code" w:hAnsi="Cascadia Code" w:cs="Cascadia Code"/>
+        </w:rPr>
+      </w:pPr>
+      <w:r>
+        <w:rPr>
+          <w:rFonts w:ascii="Cascadia Code" w:hAnsi="Cascadia Code" w:cs="Cascadia Code"/>
+        </w:rPr>
+        <w:t>Records auditable outcomes.</w:t>
+      </w:r>
+    </w:p>
+    <w:p>
+      <w:pPr>
+        <w:pBdr>
+          <w:top w:val="single" w:sz="4" w:space="1" w:color="auto"/>
+          <w:left w:val="single" w:sz="4" w:space="4" w:color="auto"/>
+          <w:bottom w:val="single" w:sz="4" w:space="1" w:color="auto"/>
+          <w:right w:val="single" w:sz="4" w:space="4" w:color="auto"/>
+        </w:pBdr>
+        <w:spacing w:after="0" w:line="240" w:lineRule="auto"/>
+        <w:rPr>
+          <w:rFonts w:ascii="Cascadia Code" w:hAnsi="Cascadia Code" w:cs="Cascadia Code"/>
+        </w:rPr>
+      </w:pPr>
+    </w:p>
+    <w:p>
+      <w:pPr>
+        <w:pBdr>
+          <w:top w:val="single" w:sz="4" w:space="1" w:color="auto"/>
+          <w:left w:val="single" w:sz="4" w:space="4" w:color="auto"/>
+          <w:bottom w:val="single" w:sz="4" w:space="1" w:color="auto"/>
+          <w:right w:val="single" w:sz="4" w:space="4" w:color="auto"/>
+        </w:pBdr>
+        <w:spacing w:after="0" w:line="240" w:lineRule="auto"/>
+        <w:rPr>
+          <w:rFonts w:ascii="Cascadia Code" w:hAnsi="Cascadia Code" w:cs="Cascadia Code"/>
+        </w:rPr>
+      </w:pPr>
+      <w:r>
+        <w:rPr>
+          <w:rFonts w:ascii="Cascadia Code" w:hAnsi="Cascadia Code" w:cs="Cascadia Code"/>
+        </w:rPr>
+        <w:t>Explain each significant change and identify assumptions that require confirmation.</w:t>
+      </w:r>
+    </w:p>
+    <w:p>
+      <w:pPr>
+        <w:pBdr>
+          <w:top w:val="single" w:sz="4" w:space="1" w:color="auto"/>
+          <w:left w:val="single" w:sz="4" w:space="4" w:color="auto"/>
+          <w:bottom w:val="single" w:sz="4" w:space="1" w:color="auto"/>
+          <w:right w:val="single" w:sz="4" w:space="4" w:color="auto"/>
+        </w:pBdr>
+        <w:spacing w:after="0" w:line="240" w:lineRule="auto"/>
+        <w:rPr>
+          <w:rFonts w:ascii="Cascadia Code" w:hAnsi="Cascadia Code" w:cs="Cascadia Code"/>
+        </w:rPr>
+      </w:pPr>
+    </w:p>
+    <w:p>
+      <w:pPr>
+        <w:pBdr>
+          <w:top w:val="single" w:sz="4" w:space="1" w:color="auto"/>
+          <w:left w:val="single" w:sz="4" w:space="4" w:color="auto"/>
+          <w:bottom w:val="single" w:sz="4" w:space="1" w:color="auto"/>
+          <w:right w:val="single" w:sz="4" w:space="4" w:color="auto"/>
+        </w:pBdr>
+        <w:spacing w:after="0" w:line="240" w:lineRule="auto"/>
+        <w:rPr>
+          <w:rFonts w:ascii="Cascadia Code" w:hAnsi="Cascadia Code" w:cs="Cascadia Code"/>
+        </w:rPr>
+      </w:pPr>
+      <w:r>
+        <w:rPr>
+          <w:rFonts w:ascii="Cascadia Code" w:hAnsi="Cascadia Code" w:cs="Cascadia Code"/>
+        </w:rPr>
+        <w:t>Do not invent production infrastructure details. Do not claim tests were executed or that the implementation is production-ready. Do not silently remove functionality without explaining the trade-off.</w:t>
+      </w:r>
+    </w:p>
+    <w:p>
+      <w:pPr>
+        <w:pBdr>
+          <w:top w:val="single" w:sz="4" w:space="1" w:color="auto"/>
+          <w:left w:val="single" w:sz="4" w:space="4" w:color="auto"/>
+          <w:bottom w:val="single" w:sz="4" w:space="1" w:color="auto"/>
+          <w:right w:val="single" w:sz="4" w:space="4" w:color="auto"/>
+        </w:pBdr>
+        <w:spacing w:after="0" w:line="240" w:lineRule="auto"/>
+        <w:rPr>
+          <w:rFonts w:ascii="Cascadia Code" w:hAnsi="Cascadia Code" w:cs="Cascadia Code"/>
+        </w:rPr>
+      </w:pPr>
+    </w:p>
+    <w:p>
+      <w:pPr>
+        <w:pBdr>
+          <w:top w:val="single" w:sz="4" w:space="1" w:color="auto"/>
+          <w:left w:val="single" w:sz="4" w:space="4" w:color="auto"/>
+          <w:bottom w:val="single" w:sz="4" w:space="1" w:color="auto"/>
+          <w:right w:val="single" w:sz="4" w:space="4" w:color="auto"/>
+        </w:pBdr>
+        <w:spacing w:after="0" w:line="240" w:lineRule="auto"/>
+        <w:rPr>
+          <w:rFonts w:ascii="Cascadia Code" w:hAnsi="Cascadia Code" w:cs="Cascadia Code"/>
+        </w:rPr>
+      </w:pPr>
+      <w:r>
+        <w:rPr>
+          <w:rFonts w:ascii="Cascadia Code" w:hAnsi="Cascadia Code" w:cs="Cascadia Code"/>
+        </w:rPr>
+        <w:t>This is a static code-review exercise only. Do not run the original script or the proposed replacement.</w:t>
+      </w:r>
+    </w:p>
+    <w:p/>
+    <w:p>
+      <w:pPr>
+        <w:pStyle w:val="Heading3"/>
+      </w:pPr>
+      <w:r>
+        <w:t>Data Track</w:t>
+      </w:r>
+      <w:r>
+        <w:t xml:space="preserve"> Prompt</w:t>
+      </w:r>
+    </w:p>
+    <w:p>
+      <w:r>
+        <w:rPr>
+          <w:b/>
+          <w:bCs/>
+        </w:rPr>
+        <w:t>Files</w:t>
+      </w:r>
+      <w:r>
+        <w:t xml:space="preserve">: </w:t>
+      </w:r>
+    </w:p>
+    <w:p>
+      <w:pPr>
+        <w:pStyle w:val="ListParagraph"/>
+        <w:numPr>
+          <w:ilvl w:val="0"/>
+          <w:numId w:val="41"/>
+        </w:numPr>
         <w:rPr>
           <w:rFonts w:ascii="Cascadia Code" w:hAnsi="Cascadia Code" w:cs="Cascadia Code"/>
           <w:sz w:val="18"/>
           <w:szCs w:val="18"/>
         </w:rPr>
-        <w:t>Code_Review</w:t>
+      </w:pPr>
+      <w:r>
+        <w:rPr>
+          <w:rFonts w:ascii="Cascadia Code" w:hAnsi="Cascadia Code" w:cs="Cascadia Code"/>
+        </w:rPr>
+        <w:t>Session_07_</w:t>
       </w:r>
       <w:r>
         <w:rPr>
@@ -6447,7 +7462,7 @@
           <w:sz w:val="18"/>
           <w:szCs w:val="18"/>
         </w:rPr>
-        <w:t>\</w:t>
+        <w:t>MC_III_Data\Code_Review\Data_SQL\</w:t>
       </w:r>
       <w:r>
         <w:rPr>
@@ -6455,23 +7470,7 @@
           <w:sz w:val="18"/>
           <w:szCs w:val="18"/>
         </w:rPr>
-        <w:t>Enterprise_Ops</w:t>
-      </w:r>
-      <w:r>
-        <w:rPr>
-          <w:rFonts w:ascii="Cascadia Code" w:hAnsi="Cascadia Code" w:cs="Cascadia Code"/>
-          <w:sz w:val="18"/>
-          <w:szCs w:val="18"/>
-        </w:rPr>
-        <w:t>\</w:t>
-      </w:r>
-      <w:r>
-        <w:rPr>
-          <w:rFonts w:ascii="Cascadia Code" w:hAnsi="Cascadia Code" w:cs="Cascadia Code"/>
-          <w:sz w:val="18"/>
-          <w:szCs w:val="18"/>
-        </w:rPr>
-        <w:t>unsafe_runbook_automation_review.py</w:t>
+        <w:t>unsafe_resolve_data_quality_exception.sql</w:t>
       </w:r>
     </w:p>
     <w:p>
@@ -6483,7 +7482,7 @@
         <w:t>Objective</w:t>
       </w:r>
       <w:r>
-        <w:t>: Use GitHub Copilot to identify security and reliability risks in an operational automation script and propose safer alternatives.</w:t>
+        <w:t>: Review a stored procedure for security, data-integrity, and governance weaknesses, then propose a safer design.</w:t>
       </w:r>
     </w:p>
     <w:p>
@@ -6506,11 +7505,12 @@
         <w:pStyle w:val="ListParagraph"/>
         <w:numPr>
           <w:ilvl w:val="0"/>
-          <w:numId w:val="39"/>
-        </w:numPr>
-      </w:pPr>
-      <w:r>
-        <w:t>Open the supplied Python script in VS Code and inspect its implementation.</w:t>
+          <w:numId w:val="40"/>
+        </w:numPr>
+      </w:pPr>
+      <w:r>
+        <w:lastRenderedPageBreak/>
+        <w:t>Open the supplied SQL stored procedure in VS Code and examine its logic.</w:t>
       </w:r>
     </w:p>
     <w:p>
@@ -6518,11 +7518,11 @@
         <w:pStyle w:val="ListParagraph"/>
         <w:numPr>
           <w:ilvl w:val="0"/>
-          <w:numId w:val="39"/>
-        </w:numPr>
-      </w:pPr>
-      <w:r>
-        <w:t>Identify security vulnerabilities, unsafe operations, and reliability weaknesses.</w:t>
+          <w:numId w:val="40"/>
+        </w:numPr>
+      </w:pPr>
+      <w:r>
+        <w:t>Identify security vulnerabilities, unsafe SQL construction, and missing input validation.</w:t>
       </w:r>
     </w:p>
     <w:p>
@@ -6530,11 +7530,11 @@
         <w:pStyle w:val="ListParagraph"/>
         <w:numPr>
           <w:ilvl w:val="0"/>
-          <w:numId w:val="39"/>
-        </w:numPr>
-      </w:pPr>
-      <w:r>
-        <w:t>Pay particular attention to command execution, file deletion, credentials, database operations, HTTP requests, permissions, and error handling.</w:t>
+          <w:numId w:val="40"/>
+        </w:numPr>
+      </w:pPr>
+      <w:r>
+        <w:t>Evaluate transaction handling, rollback, error handling, and authorization.</w:t>
       </w:r>
     </w:p>
     <w:p>
@@ -6542,11 +7542,11 @@
         <w:pStyle w:val="ListParagraph"/>
         <w:numPr>
           <w:ilvl w:val="0"/>
-          <w:numId w:val="39"/>
-        </w:numPr>
-      </w:pPr>
-      <w:r>
-        <w:t>Rank findings by severity and explain their potential impact.</w:t>
+          <w:numId w:val="40"/>
+        </w:numPr>
+      </w:pPr>
+      <w:r>
+        <w:t>Determine whether the procedure adequately validates reference data and business rules before changing records.</w:t>
       </w:r>
     </w:p>
     <w:p>
@@ -6554,11 +7554,11 @@
         <w:pStyle w:val="ListParagraph"/>
         <w:numPr>
           <w:ilvl w:val="0"/>
-          <w:numId w:val="39"/>
-        </w:numPr>
-      </w:pPr>
-      <w:r>
-        <w:t>Recommend safer implementation patterns for each significant finding.</w:t>
+          <w:numId w:val="40"/>
+        </w:numPr>
+      </w:pPr>
+      <w:r>
+        <w:t>Examine how it handles missing records, unexpected row counts, audit trails, and reconciliation.</w:t>
       </w:r>
     </w:p>
     <w:p>
@@ -6566,11 +7566,11 @@
         <w:pStyle w:val="ListParagraph"/>
         <w:numPr>
           <w:ilvl w:val="0"/>
-          <w:numId w:val="39"/>
-        </w:numPr>
-      </w:pPr>
-      <w:r>
-        <w:t>Propose appropriate tests, including failure cases and authorization checks.</w:t>
+          <w:numId w:val="40"/>
+        </w:numPr>
+      </w:pPr>
+      <w:r>
+        <w:t>Identify circumstances in which an exception could incorrectly be marked as resolved.</w:t>
       </w:r>
     </w:p>
     <w:p>
@@ -6578,11 +7578,11 @@
         <w:pStyle w:val="ListParagraph"/>
         <w:numPr>
           <w:ilvl w:val="0"/>
-          <w:numId w:val="39"/>
-        </w:numPr>
-      </w:pPr>
-      <w:r>
-        <w:t>Review the proposed improvements for residual risks and operational assumptions.</w:t>
+          <w:numId w:val="40"/>
+        </w:numPr>
+      </w:pPr>
+      <w:r>
+        <w:t>Propose a safer stored-procedure design and explain the controls it should implement.</w:t>
       </w:r>
     </w:p>
     <w:p>
@@ -6590,11 +7590,23 @@
         <w:pStyle w:val="ListParagraph"/>
         <w:numPr>
           <w:ilvl w:val="0"/>
-          <w:numId w:val="39"/>
-        </w:numPr>
-      </w:pPr>
-      <w:r>
-        <w:t>Explain which changes would require additional testing or approval before deployment.</w:t>
+          <w:numId w:val="40"/>
+        </w:numPr>
+      </w:pPr>
+      <w:r>
+        <w:t>Define validation checks and tests needed before the procedure could be considered for use.</w:t>
+      </w:r>
+    </w:p>
+    <w:p>
+      <w:pPr>
+        <w:pStyle w:val="ListParagraph"/>
+        <w:numPr>
+          <w:ilvl w:val="0"/>
+          <w:numId w:val="40"/>
+        </w:numPr>
+      </w:pPr>
+      <w:r>
+        <w:t>List schema details, business rules, and governance controls that must be confirmed.</w:t>
       </w:r>
     </w:p>
     <w:p>
@@ -6606,7 +7618,7 @@
         <w:t>Expected output</w:t>
       </w:r>
       <w:r>
-        <w:t>: A prioritized code-review report, recommended fixes, and a proposed test plan.</w:t>
+        <w:t>: A prioritized SQL code-review report, a safer stored-procedure design, and a validation and testing plan.</w:t>
       </w:r>
     </w:p>
     <w:p>
@@ -6618,7 +7630,7 @@
         <w:t>Safety constraint</w:t>
       </w:r>
       <w:r>
-        <w:t>: Do not execute the supplied script or any proposed replacement.</w:t>
+        <w:t>: Do not execute the supplied SQL or connect it to a database.</w:t>
       </w:r>
     </w:p>
     <w:p>
@@ -6673,298 +7685,466 @@
         <w:rPr>
           <w:rFonts w:ascii="Cascadia Code" w:hAnsi="Cascadia Code" w:cs="Cascadia Code"/>
         </w:rPr>
-        <w:t>Review unsafe_runbook_automation_review.py as a security-conscious senior Python engineer reviewing operational automation.</w:t>
-      </w:r>
-    </w:p>
-    <w:p>
-      <w:pPr>
-        <w:pBdr>
-          <w:top w:val="single" w:sz="4" w:space="1" w:color="auto"/>
-          <w:left w:val="single" w:sz="4" w:space="4" w:color="auto"/>
-          <w:bottom w:val="single" w:sz="4" w:space="1" w:color="auto"/>
-          <w:right w:val="single" w:sz="4" w:space="4" w:color="auto"/>
-        </w:pBdr>
-        <w:spacing w:after="0" w:line="240" w:lineRule="auto"/>
-        <w:rPr>
-          <w:rFonts w:ascii="Cascadia Code" w:hAnsi="Cascadia Code" w:cs="Cascadia Code"/>
-        </w:rPr>
-      </w:pPr>
-    </w:p>
-    <w:p>
-      <w:pPr>
-        <w:pBdr>
-          <w:top w:val="single" w:sz="4" w:space="1" w:color="auto"/>
-          <w:left w:val="single" w:sz="4" w:space="4" w:color="auto"/>
-          <w:bottom w:val="single" w:sz="4" w:space="1" w:color="auto"/>
-          <w:right w:val="single" w:sz="4" w:space="4" w:color="auto"/>
-        </w:pBdr>
-        <w:spacing w:after="0" w:line="240" w:lineRule="auto"/>
-        <w:rPr>
-          <w:rFonts w:ascii="Cascadia Code" w:hAnsi="Cascadia Code" w:cs="Cascadia Code"/>
-        </w:rPr>
-      </w:pPr>
-      <w:r>
-        <w:rPr>
-          <w:rFonts w:ascii="Cascadia Code" w:hAnsi="Cascadia Code" w:cs="Cascadia Code"/>
-        </w:rPr>
-        <w:t>Do not execute the file. Do not perform any network, shell, filesystem, or database operation.</w:t>
-      </w:r>
-    </w:p>
-    <w:p>
-      <w:pPr>
-        <w:pBdr>
-          <w:top w:val="single" w:sz="4" w:space="1" w:color="auto"/>
-          <w:left w:val="single" w:sz="4" w:space="4" w:color="auto"/>
-          <w:bottom w:val="single" w:sz="4" w:space="1" w:color="auto"/>
-          <w:right w:val="single" w:sz="4" w:space="4" w:color="auto"/>
-        </w:pBdr>
-        <w:spacing w:after="0" w:line="240" w:lineRule="auto"/>
-        <w:rPr>
-          <w:rFonts w:ascii="Cascadia Code" w:hAnsi="Cascadia Code" w:cs="Cascadia Code"/>
-        </w:rPr>
-      </w:pPr>
-    </w:p>
-    <w:p>
-      <w:pPr>
-        <w:pBdr>
-          <w:top w:val="single" w:sz="4" w:space="1" w:color="auto"/>
-          <w:left w:val="single" w:sz="4" w:space="4" w:color="auto"/>
-          <w:bottom w:val="single" w:sz="4" w:space="1" w:color="auto"/>
-          <w:right w:val="single" w:sz="4" w:space="4" w:color="auto"/>
-        </w:pBdr>
-        <w:spacing w:after="0" w:line="240" w:lineRule="auto"/>
-        <w:rPr>
-          <w:rFonts w:ascii="Cascadia Code" w:hAnsi="Cascadia Code" w:cs="Cascadia Code"/>
-        </w:rPr>
-      </w:pPr>
-      <w:r>
-        <w:rPr>
-          <w:rFonts w:ascii="Cascadia Code" w:hAnsi="Cascadia Code" w:cs="Cascadia Code"/>
-        </w:rPr>
-        <w:t>Identify every material risk. For each finding, provide:</w:t>
-      </w:r>
-    </w:p>
-    <w:p>
-      <w:pPr>
-        <w:numPr>
-          <w:ilvl w:val="0"/>
-          <w:numId w:val="32"/>
-        </w:numPr>
-        <w:pBdr>
-          <w:top w:val="single" w:sz="4" w:space="1" w:color="auto"/>
-          <w:left w:val="single" w:sz="4" w:space="4" w:color="auto"/>
-          <w:bottom w:val="single" w:sz="4" w:space="1" w:color="auto"/>
-          <w:right w:val="single" w:sz="4" w:space="4" w:color="auto"/>
-        </w:pBdr>
-        <w:spacing w:after="0" w:line="240" w:lineRule="auto"/>
-        <w:rPr>
-          <w:rFonts w:ascii="Cascadia Code" w:hAnsi="Cascadia Code" w:cs="Cascadia Code"/>
-        </w:rPr>
-      </w:pPr>
-      <w:r>
-        <w:rPr>
-          <w:rFonts w:ascii="Cascadia Code" w:hAnsi="Cascadia Code" w:cs="Cascadia Code"/>
-        </w:rPr>
-        <w:t>Severity: Critical, High, Medium, or Low, with a brief justification.</w:t>
-      </w:r>
-    </w:p>
-    <w:p>
-      <w:pPr>
-        <w:numPr>
-          <w:ilvl w:val="0"/>
-          <w:numId w:val="32"/>
-        </w:numPr>
-        <w:pBdr>
-          <w:top w:val="single" w:sz="4" w:space="1" w:color="auto"/>
-          <w:left w:val="single" w:sz="4" w:space="4" w:color="auto"/>
-          <w:bottom w:val="single" w:sz="4" w:space="1" w:color="auto"/>
-          <w:right w:val="single" w:sz="4" w:space="4" w:color="auto"/>
-        </w:pBdr>
-        <w:spacing w:after="0" w:line="240" w:lineRule="auto"/>
-        <w:rPr>
-          <w:rFonts w:ascii="Cascadia Code" w:hAnsi="Cascadia Code" w:cs="Cascadia Code"/>
-        </w:rPr>
-      </w:pPr>
-      <w:r>
-        <w:rPr>
-          <w:rFonts w:ascii="Cascadia Code" w:hAnsi="Cascadia Code" w:cs="Cascadia Code"/>
-        </w:rPr>
-        <w:t>Exact code location or statement.</w:t>
-      </w:r>
-    </w:p>
-    <w:p>
-      <w:pPr>
-        <w:numPr>
-          <w:ilvl w:val="0"/>
-          <w:numId w:val="32"/>
-        </w:numPr>
-        <w:pBdr>
-          <w:top w:val="single" w:sz="4" w:space="1" w:color="auto"/>
-          <w:left w:val="single" w:sz="4" w:space="4" w:color="auto"/>
-          <w:bottom w:val="single" w:sz="4" w:space="1" w:color="auto"/>
-          <w:right w:val="single" w:sz="4" w:space="4" w:color="auto"/>
-        </w:pBdr>
-        <w:spacing w:after="0" w:line="240" w:lineRule="auto"/>
-        <w:rPr>
-          <w:rFonts w:ascii="Cascadia Code" w:hAnsi="Cascadia Code" w:cs="Cascadia Code"/>
-        </w:rPr>
-      </w:pPr>
-      <w:r>
-        <w:rPr>
-          <w:rFonts w:ascii="Cascadia Code" w:hAnsi="Cascadia Code" w:cs="Cascadia Code"/>
-        </w:rPr>
-        <w:t>The unsafe behaviour and a realistic failure or attack scenario.</w:t>
-      </w:r>
-    </w:p>
-    <w:p>
-      <w:pPr>
-        <w:numPr>
-          <w:ilvl w:val="0"/>
-          <w:numId w:val="32"/>
-        </w:numPr>
-        <w:pBdr>
-          <w:top w:val="single" w:sz="4" w:space="1" w:color="auto"/>
-          <w:left w:val="single" w:sz="4" w:space="4" w:color="auto"/>
-          <w:bottom w:val="single" w:sz="4" w:space="1" w:color="auto"/>
-          <w:right w:val="single" w:sz="4" w:space="4" w:color="auto"/>
-        </w:pBdr>
-        <w:spacing w:after="0" w:line="240" w:lineRule="auto"/>
-        <w:rPr>
-          <w:rFonts w:ascii="Cascadia Code" w:hAnsi="Cascadia Code" w:cs="Cascadia Code"/>
-        </w:rPr>
-      </w:pPr>
-      <w:r>
-        <w:rPr>
-          <w:rFonts w:ascii="Cascadia Code" w:hAnsi="Cascadia Code" w:cs="Cascadia Code"/>
-        </w:rPr>
-        <w:t>Potential operational, security, data-integrity, or customer impact.</w:t>
-      </w:r>
-    </w:p>
-    <w:p>
-      <w:pPr>
-        <w:numPr>
-          <w:ilvl w:val="0"/>
-          <w:numId w:val="32"/>
-        </w:numPr>
-        <w:pBdr>
-          <w:top w:val="single" w:sz="4" w:space="1" w:color="auto"/>
-          <w:left w:val="single" w:sz="4" w:space="4" w:color="auto"/>
-          <w:bottom w:val="single" w:sz="4" w:space="1" w:color="auto"/>
-          <w:right w:val="single" w:sz="4" w:space="4" w:color="auto"/>
-        </w:pBdr>
-        <w:spacing w:after="0" w:line="240" w:lineRule="auto"/>
-        <w:rPr>
-          <w:rFonts w:ascii="Cascadia Code" w:hAnsi="Cascadia Code" w:cs="Cascadia Code"/>
-        </w:rPr>
-      </w:pPr>
-      <w:r>
-        <w:rPr>
-          <w:rFonts w:ascii="Cascadia Code" w:hAnsi="Cascadia Code" w:cs="Cascadia Code"/>
-        </w:rPr>
-        <w:t>A safer implementation approach.</w:t>
-      </w:r>
-    </w:p>
-    <w:p>
-      <w:pPr>
-        <w:numPr>
-          <w:ilvl w:val="0"/>
-          <w:numId w:val="32"/>
-        </w:numPr>
-        <w:pBdr>
-          <w:top w:val="single" w:sz="4" w:space="1" w:color="auto"/>
-          <w:left w:val="single" w:sz="4" w:space="4" w:color="auto"/>
-          <w:bottom w:val="single" w:sz="4" w:space="1" w:color="auto"/>
-          <w:right w:val="single" w:sz="4" w:space="4" w:color="auto"/>
-        </w:pBdr>
-        <w:spacing w:after="0" w:line="240" w:lineRule="auto"/>
-        <w:rPr>
-          <w:rFonts w:ascii="Cascadia Code" w:hAnsi="Cascadia Code" w:cs="Cascadia Code"/>
-        </w:rPr>
-      </w:pPr>
-      <w:r>
-        <w:rPr>
-          <w:rFonts w:ascii="Cascadia Code" w:hAnsi="Cascadia Code" w:cs="Cascadia Code"/>
-        </w:rPr>
-        <w:t>Tests that should be added to verify the fix.</w:t>
-      </w:r>
-    </w:p>
-    <w:p>
-      <w:pPr>
-        <w:pBdr>
-          <w:top w:val="single" w:sz="4" w:space="1" w:color="auto"/>
-          <w:left w:val="single" w:sz="4" w:space="4" w:color="auto"/>
-          <w:bottom w:val="single" w:sz="4" w:space="1" w:color="auto"/>
-          <w:right w:val="single" w:sz="4" w:space="4" w:color="auto"/>
-        </w:pBdr>
-        <w:spacing w:after="0" w:line="240" w:lineRule="auto"/>
-        <w:rPr>
-          <w:rFonts w:ascii="Cascadia Code" w:hAnsi="Cascadia Code" w:cs="Cascadia Code"/>
-        </w:rPr>
-      </w:pPr>
-    </w:p>
-    <w:p>
-      <w:pPr>
-        <w:pBdr>
-          <w:top w:val="single" w:sz="4" w:space="1" w:color="auto"/>
-          <w:left w:val="single" w:sz="4" w:space="4" w:color="auto"/>
-          <w:bottom w:val="single" w:sz="4" w:space="1" w:color="auto"/>
-          <w:right w:val="single" w:sz="4" w:space="4" w:color="auto"/>
-        </w:pBdr>
-        <w:spacing w:after="0" w:line="240" w:lineRule="auto"/>
-        <w:rPr>
-          <w:rFonts w:ascii="Cascadia Code" w:hAnsi="Cascadia Code" w:cs="Cascadia Code"/>
-        </w:rPr>
-      </w:pPr>
-      <w:r>
-        <w:rPr>
-          <w:rFonts w:ascii="Cascadia Code" w:hAnsi="Cascadia Code" w:cs="Cascadia Code"/>
-        </w:rPr>
-        <w:t>Pay particular attention to:</w:t>
-      </w:r>
-    </w:p>
-    <w:p>
-      <w:pPr>
-        <w:numPr>
-          <w:ilvl w:val="0"/>
-          <w:numId w:val="33"/>
-        </w:numPr>
-        <w:pBdr>
-          <w:top w:val="single" w:sz="4" w:space="1" w:color="auto"/>
-          <w:left w:val="single" w:sz="4" w:space="4" w:color="auto"/>
-          <w:bottom w:val="single" w:sz="4" w:space="1" w:color="auto"/>
-          <w:right w:val="single" w:sz="4" w:space="4" w:color="auto"/>
-        </w:pBdr>
-        <w:spacing w:after="0" w:line="240" w:lineRule="auto"/>
-        <w:rPr>
-          <w:rFonts w:ascii="Cascadia Code" w:hAnsi="Cascadia Code" w:cs="Cascadia Code"/>
-        </w:rPr>
-      </w:pPr>
-      <w:r>
-        <w:rPr>
-          <w:rFonts w:ascii="Cascadia Code" w:hAnsi="Cascadia Code" w:cs="Cascadia Code"/>
-        </w:rPr>
-        <w:t xml:space="preserve">Shell command construction and </w:t>
+        <w:t xml:space="preserve">Review </w:t>
       </w:r>
       <w:proofErr w:type="spellStart"/>
       <w:r>
         <w:rPr>
           <w:rFonts w:ascii="Cascadia Code" w:hAnsi="Cascadia Code" w:cs="Cascadia Code"/>
         </w:rPr>
-        <w:t>subprocess.run</w:t>
+        <w:t>unsafe_resolve_data_quality_exception.sql</w:t>
       </w:r>
       <w:proofErr w:type="spellEnd"/>
       <w:r>
         <w:rPr>
           <w:rFonts w:ascii="Cascadia Code" w:hAnsi="Cascadia Code" w:cs="Cascadia Code"/>
         </w:rPr>
-        <w:t>(shell=True).</w:t>
-      </w:r>
-    </w:p>
-    <w:p>
-      <w:pPr>
-        <w:numPr>
-          <w:ilvl w:val="0"/>
-          <w:numId w:val="33"/>
+        <w:t xml:space="preserve"> as a senior SQL Server developer focused on data integrity, security, and governed remediation.</w:t>
+      </w:r>
+    </w:p>
+    <w:p>
+      <w:pPr>
+        <w:pBdr>
+          <w:top w:val="single" w:sz="4" w:space="1" w:color="auto"/>
+          <w:left w:val="single" w:sz="4" w:space="4" w:color="auto"/>
+          <w:bottom w:val="single" w:sz="4" w:space="1" w:color="auto"/>
+          <w:right w:val="single" w:sz="4" w:space="4" w:color="auto"/>
+        </w:pBdr>
+        <w:spacing w:after="0" w:line="240" w:lineRule="auto"/>
+        <w:rPr>
+          <w:rFonts w:ascii="Cascadia Code" w:hAnsi="Cascadia Code" w:cs="Cascadia Code"/>
+        </w:rPr>
+      </w:pPr>
+    </w:p>
+    <w:p>
+      <w:pPr>
+        <w:pBdr>
+          <w:top w:val="single" w:sz="4" w:space="1" w:color="auto"/>
+          <w:left w:val="single" w:sz="4" w:space="4" w:color="auto"/>
+          <w:bottom w:val="single" w:sz="4" w:space="1" w:color="auto"/>
+          <w:right w:val="single" w:sz="4" w:space="4" w:color="auto"/>
+        </w:pBdr>
+        <w:spacing w:after="0" w:line="240" w:lineRule="auto"/>
+        <w:rPr>
+          <w:rFonts w:ascii="Cascadia Code" w:hAnsi="Cascadia Code" w:cs="Cascadia Code"/>
+        </w:rPr>
+      </w:pPr>
+      <w:r>
+        <w:rPr>
+          <w:rFonts w:ascii="Cascadia Code" w:hAnsi="Cascadia Code" w:cs="Cascadia Code"/>
+        </w:rPr>
+        <w:t>Do not execute the SQL and do not connect to a database.</w:t>
+      </w:r>
+    </w:p>
+    <w:p>
+      <w:pPr>
+        <w:pBdr>
+          <w:top w:val="single" w:sz="4" w:space="1" w:color="auto"/>
+          <w:left w:val="single" w:sz="4" w:space="4" w:color="auto"/>
+          <w:bottom w:val="single" w:sz="4" w:space="1" w:color="auto"/>
+          <w:right w:val="single" w:sz="4" w:space="4" w:color="auto"/>
+        </w:pBdr>
+        <w:spacing w:after="0" w:line="240" w:lineRule="auto"/>
+        <w:rPr>
+          <w:rFonts w:ascii="Cascadia Code" w:hAnsi="Cascadia Code" w:cs="Cascadia Code"/>
+        </w:rPr>
+      </w:pPr>
+    </w:p>
+    <w:p>
+      <w:pPr>
+        <w:pBdr>
+          <w:top w:val="single" w:sz="4" w:space="1" w:color="auto"/>
+          <w:left w:val="single" w:sz="4" w:space="4" w:color="auto"/>
+          <w:bottom w:val="single" w:sz="4" w:space="1" w:color="auto"/>
+          <w:right w:val="single" w:sz="4" w:space="4" w:color="auto"/>
+        </w:pBdr>
+        <w:spacing w:after="0" w:line="240" w:lineRule="auto"/>
+        <w:rPr>
+          <w:rFonts w:ascii="Cascadia Code" w:hAnsi="Cascadia Code" w:cs="Cascadia Code"/>
+        </w:rPr>
+      </w:pPr>
+      <w:r>
+        <w:rPr>
+          <w:rFonts w:ascii="Cascadia Code" w:hAnsi="Cascadia Code" w:cs="Cascadia Code"/>
+        </w:rPr>
+        <w:t>Identify each material risk. For each finding, provide:</w:t>
+      </w:r>
+    </w:p>
+    <w:p>
+      <w:pPr>
+        <w:numPr>
+          <w:ilvl w:val="0"/>
+          <w:numId w:val="35"/>
+        </w:numPr>
+        <w:pBdr>
+          <w:top w:val="single" w:sz="4" w:space="1" w:color="auto"/>
+          <w:left w:val="single" w:sz="4" w:space="4" w:color="auto"/>
+          <w:bottom w:val="single" w:sz="4" w:space="1" w:color="auto"/>
+          <w:right w:val="single" w:sz="4" w:space="4" w:color="auto"/>
+        </w:pBdr>
+        <w:spacing w:after="0" w:line="240" w:lineRule="auto"/>
+        <w:rPr>
+          <w:rFonts w:ascii="Cascadia Code" w:hAnsi="Cascadia Code" w:cs="Cascadia Code"/>
+        </w:rPr>
+      </w:pPr>
+      <w:r>
+        <w:rPr>
+          <w:rFonts w:ascii="Cascadia Code" w:hAnsi="Cascadia Code" w:cs="Cascadia Code"/>
+        </w:rPr>
+        <w:t>Severity: Critical, High, Medium, or Low, with justification.</w:t>
+      </w:r>
+    </w:p>
+    <w:p>
+      <w:pPr>
+        <w:numPr>
+          <w:ilvl w:val="0"/>
+          <w:numId w:val="35"/>
+        </w:numPr>
+        <w:pBdr>
+          <w:top w:val="single" w:sz="4" w:space="1" w:color="auto"/>
+          <w:left w:val="single" w:sz="4" w:space="4" w:color="auto"/>
+          <w:bottom w:val="single" w:sz="4" w:space="1" w:color="auto"/>
+          <w:right w:val="single" w:sz="4" w:space="4" w:color="auto"/>
+        </w:pBdr>
+        <w:spacing w:after="0" w:line="240" w:lineRule="auto"/>
+        <w:rPr>
+          <w:rFonts w:ascii="Cascadia Code" w:hAnsi="Cascadia Code" w:cs="Cascadia Code"/>
+        </w:rPr>
+      </w:pPr>
+      <w:r>
+        <w:rPr>
+          <w:rFonts w:ascii="Cascadia Code" w:hAnsi="Cascadia Code" w:cs="Cascadia Code"/>
+        </w:rPr>
+        <w:t>The exact statement or code location.</w:t>
+      </w:r>
+    </w:p>
+    <w:p>
+      <w:pPr>
+        <w:numPr>
+          <w:ilvl w:val="0"/>
+          <w:numId w:val="35"/>
+        </w:numPr>
+        <w:pBdr>
+          <w:top w:val="single" w:sz="4" w:space="1" w:color="auto"/>
+          <w:left w:val="single" w:sz="4" w:space="4" w:color="auto"/>
+          <w:bottom w:val="single" w:sz="4" w:space="1" w:color="auto"/>
+          <w:right w:val="single" w:sz="4" w:space="4" w:color="auto"/>
+        </w:pBdr>
+        <w:spacing w:after="0" w:line="240" w:lineRule="auto"/>
+        <w:rPr>
+          <w:rFonts w:ascii="Cascadia Code" w:hAnsi="Cascadia Code" w:cs="Cascadia Code"/>
+        </w:rPr>
+      </w:pPr>
+      <w:r>
+        <w:rPr>
+          <w:rFonts w:ascii="Cascadia Code" w:hAnsi="Cascadia Code" w:cs="Cascadia Code"/>
+        </w:rPr>
+        <w:t>The technical problem and a realistic failure or attack scenario.</w:t>
+      </w:r>
+    </w:p>
+    <w:p>
+      <w:pPr>
+        <w:numPr>
+          <w:ilvl w:val="0"/>
+          <w:numId w:val="35"/>
+        </w:numPr>
+        <w:pBdr>
+          <w:top w:val="single" w:sz="4" w:space="1" w:color="auto"/>
+          <w:left w:val="single" w:sz="4" w:space="4" w:color="auto"/>
+          <w:bottom w:val="single" w:sz="4" w:space="1" w:color="auto"/>
+          <w:right w:val="single" w:sz="4" w:space="4" w:color="auto"/>
+        </w:pBdr>
+        <w:spacing w:after="0" w:line="240" w:lineRule="auto"/>
+        <w:rPr>
+          <w:rFonts w:ascii="Cascadia Code" w:hAnsi="Cascadia Code" w:cs="Cascadia Code"/>
+        </w:rPr>
+      </w:pPr>
+      <w:r>
+        <w:rPr>
+          <w:rFonts w:ascii="Cascadia Code" w:hAnsi="Cascadia Code" w:cs="Cascadia Code"/>
+        </w:rPr>
+        <w:t>The potential impact on data integrity, security, reconciliation, auditability, or business processing.</w:t>
+      </w:r>
+    </w:p>
+    <w:p>
+      <w:pPr>
+        <w:numPr>
+          <w:ilvl w:val="0"/>
+          <w:numId w:val="35"/>
+        </w:numPr>
+        <w:pBdr>
+          <w:top w:val="single" w:sz="4" w:space="1" w:color="auto"/>
+          <w:left w:val="single" w:sz="4" w:space="4" w:color="auto"/>
+          <w:bottom w:val="single" w:sz="4" w:space="1" w:color="auto"/>
+          <w:right w:val="single" w:sz="4" w:space="4" w:color="auto"/>
+        </w:pBdr>
+        <w:spacing w:after="0" w:line="240" w:lineRule="auto"/>
+        <w:rPr>
+          <w:rFonts w:ascii="Cascadia Code" w:hAnsi="Cascadia Code" w:cs="Cascadia Code"/>
+        </w:rPr>
+      </w:pPr>
+      <w:r>
+        <w:rPr>
+          <w:rFonts w:ascii="Cascadia Code" w:hAnsi="Cascadia Code" w:cs="Cascadia Code"/>
+        </w:rPr>
+        <w:t>A safer alternative.</w:t>
+      </w:r>
+    </w:p>
+    <w:p>
+      <w:pPr>
+        <w:numPr>
+          <w:ilvl w:val="0"/>
+          <w:numId w:val="35"/>
+        </w:numPr>
+        <w:pBdr>
+          <w:top w:val="single" w:sz="4" w:space="1" w:color="auto"/>
+          <w:left w:val="single" w:sz="4" w:space="4" w:color="auto"/>
+          <w:bottom w:val="single" w:sz="4" w:space="1" w:color="auto"/>
+          <w:right w:val="single" w:sz="4" w:space="4" w:color="auto"/>
+        </w:pBdr>
+        <w:spacing w:after="0" w:line="240" w:lineRule="auto"/>
+        <w:rPr>
+          <w:rFonts w:ascii="Cascadia Code" w:hAnsi="Cascadia Code" w:cs="Cascadia Code"/>
+        </w:rPr>
+      </w:pPr>
+      <w:r>
+        <w:rPr>
+          <w:rFonts w:ascii="Cascadia Code" w:hAnsi="Cascadia Code" w:cs="Cascadia Code"/>
+        </w:rPr>
+        <w:t>Tests or validation checks that should be added.</w:t>
+      </w:r>
+    </w:p>
+    <w:p>
+      <w:pPr>
+        <w:pBdr>
+          <w:top w:val="single" w:sz="4" w:space="1" w:color="auto"/>
+          <w:left w:val="single" w:sz="4" w:space="4" w:color="auto"/>
+          <w:bottom w:val="single" w:sz="4" w:space="1" w:color="auto"/>
+          <w:right w:val="single" w:sz="4" w:space="4" w:color="auto"/>
+        </w:pBdr>
+        <w:spacing w:after="0" w:line="240" w:lineRule="auto"/>
+        <w:rPr>
+          <w:rFonts w:ascii="Cascadia Code" w:hAnsi="Cascadia Code" w:cs="Cascadia Code"/>
+        </w:rPr>
+      </w:pPr>
+    </w:p>
+    <w:p>
+      <w:pPr>
+        <w:pBdr>
+          <w:top w:val="single" w:sz="4" w:space="1" w:color="auto"/>
+          <w:left w:val="single" w:sz="4" w:space="4" w:color="auto"/>
+          <w:bottom w:val="single" w:sz="4" w:space="1" w:color="auto"/>
+          <w:right w:val="single" w:sz="4" w:space="4" w:color="auto"/>
+        </w:pBdr>
+        <w:spacing w:after="0" w:line="240" w:lineRule="auto"/>
+        <w:rPr>
+          <w:rFonts w:ascii="Cascadia Code" w:hAnsi="Cascadia Code" w:cs="Cascadia Code"/>
+        </w:rPr>
+      </w:pPr>
+      <w:r>
+        <w:rPr>
+          <w:rFonts w:ascii="Cascadia Code" w:hAnsi="Cascadia Code" w:cs="Cascadia Code"/>
+        </w:rPr>
+        <w:t>Review the following areas:</w:t>
+      </w:r>
+    </w:p>
+    <w:p>
+      <w:pPr>
+        <w:numPr>
+          <w:ilvl w:val="0"/>
+          <w:numId w:val="36"/>
+        </w:numPr>
+        <w:pBdr>
+          <w:top w:val="single" w:sz="4" w:space="1" w:color="auto"/>
+          <w:left w:val="single" w:sz="4" w:space="4" w:color="auto"/>
+          <w:bottom w:val="single" w:sz="4" w:space="1" w:color="auto"/>
+          <w:right w:val="single" w:sz="4" w:space="4" w:color="auto"/>
+        </w:pBdr>
+        <w:spacing w:after="0" w:line="240" w:lineRule="auto"/>
+        <w:rPr>
+          <w:rFonts w:ascii="Cascadia Code" w:hAnsi="Cascadia Code" w:cs="Cascadia Code"/>
+        </w:rPr>
+      </w:pPr>
+      <w:r>
+        <w:rPr>
+          <w:rFonts w:ascii="Cascadia Code" w:hAnsi="Cascadia Code" w:cs="Cascadia Code"/>
+        </w:rPr>
+        <w:t>Dynamic SQL construction and SQL injection.</w:t>
+      </w:r>
+    </w:p>
+    <w:p>
+      <w:pPr>
+        <w:numPr>
+          <w:ilvl w:val="0"/>
+          <w:numId w:val="36"/>
+        </w:numPr>
+        <w:pBdr>
+          <w:top w:val="single" w:sz="4" w:space="1" w:color="auto"/>
+          <w:left w:val="single" w:sz="4" w:space="4" w:color="auto"/>
+          <w:bottom w:val="single" w:sz="4" w:space="1" w:color="auto"/>
+          <w:right w:val="single" w:sz="4" w:space="4" w:color="auto"/>
+        </w:pBdr>
+        <w:spacing w:after="0" w:line="240" w:lineRule="auto"/>
+        <w:rPr>
+          <w:rFonts w:ascii="Cascadia Code" w:hAnsi="Cascadia Code" w:cs="Cascadia Code"/>
+        </w:rPr>
+      </w:pPr>
+      <w:r>
+        <w:rPr>
+          <w:rFonts w:ascii="Cascadia Code" w:hAnsi="Cascadia Code" w:cs="Cascadia Code"/>
+        </w:rPr>
+        <w:t>Parameter validation, including identifiers, amounts, currencies, and product codes.</w:t>
+      </w:r>
+    </w:p>
+    <w:p>
+      <w:pPr>
+        <w:numPr>
+          <w:ilvl w:val="0"/>
+          <w:numId w:val="36"/>
+        </w:numPr>
+        <w:pBdr>
+          <w:top w:val="single" w:sz="4" w:space="1" w:color="auto"/>
+          <w:left w:val="single" w:sz="4" w:space="4" w:color="auto"/>
+          <w:bottom w:val="single" w:sz="4" w:space="1" w:color="auto"/>
+          <w:right w:val="single" w:sz="4" w:space="4" w:color="auto"/>
+        </w:pBdr>
+        <w:spacing w:after="0" w:line="240" w:lineRule="auto"/>
+        <w:rPr>
+          <w:rFonts w:ascii="Cascadia Code" w:hAnsi="Cascadia Code" w:cs="Cascadia Code"/>
+        </w:rPr>
+      </w:pPr>
+      <w:r>
+        <w:rPr>
+          <w:rFonts w:ascii="Cascadia Code" w:hAnsi="Cascadia Code" w:cs="Cascadia Code"/>
+        </w:rPr>
+        <w:t>Validation against authoritative reference data and approved business rules.</w:t>
+      </w:r>
+    </w:p>
+    <w:p>
+      <w:pPr>
+        <w:numPr>
+          <w:ilvl w:val="0"/>
+          <w:numId w:val="36"/>
+        </w:numPr>
+        <w:pBdr>
+          <w:top w:val="single" w:sz="4" w:space="1" w:color="auto"/>
+          <w:left w:val="single" w:sz="4" w:space="4" w:color="auto"/>
+          <w:bottom w:val="single" w:sz="4" w:space="1" w:color="auto"/>
+          <w:right w:val="single" w:sz="4" w:space="4" w:color="auto"/>
+        </w:pBdr>
+        <w:spacing w:after="0" w:line="240" w:lineRule="auto"/>
+        <w:rPr>
+          <w:rFonts w:ascii="Cascadia Code" w:hAnsi="Cascadia Code" w:cs="Cascadia Code"/>
+        </w:rPr>
+      </w:pPr>
+      <w:r>
+        <w:rPr>
+          <w:rFonts w:ascii="Cascadia Code" w:hAnsi="Cascadia Code" w:cs="Cascadia Code"/>
+        </w:rPr>
+        <w:t>Transaction boundaries, rollback, and error handling.</w:t>
+      </w:r>
+    </w:p>
+    <w:p>
+      <w:pPr>
+        <w:numPr>
+          <w:ilvl w:val="0"/>
+          <w:numId w:val="36"/>
+        </w:numPr>
+        <w:pBdr>
+          <w:top w:val="single" w:sz="4" w:space="1" w:color="auto"/>
+          <w:left w:val="single" w:sz="4" w:space="4" w:color="auto"/>
+          <w:bottom w:val="single" w:sz="4" w:space="1" w:color="auto"/>
+          <w:right w:val="single" w:sz="4" w:space="4" w:color="auto"/>
+        </w:pBdr>
+        <w:spacing w:after="0" w:line="240" w:lineRule="auto"/>
+        <w:rPr>
+          <w:rFonts w:ascii="Cascadia Code" w:hAnsi="Cascadia Code" w:cs="Cascadia Code"/>
+        </w:rPr>
+      </w:pPr>
+      <w:r>
+        <w:rPr>
+          <w:rFonts w:ascii="Cascadia Code" w:hAnsi="Cascadia Code" w:cs="Cascadia Code"/>
+        </w:rPr>
+        <w:t>Authorization and separation of duties for sensitive remediation.</w:t>
+      </w:r>
+    </w:p>
+    <w:p>
+      <w:pPr>
+        <w:numPr>
+          <w:ilvl w:val="0"/>
+          <w:numId w:val="36"/>
+        </w:numPr>
+        <w:pBdr>
+          <w:top w:val="single" w:sz="4" w:space="1" w:color="auto"/>
+          <w:left w:val="single" w:sz="4" w:space="4" w:color="auto"/>
+          <w:bottom w:val="single" w:sz="4" w:space="1" w:color="auto"/>
+          <w:right w:val="single" w:sz="4" w:space="4" w:color="auto"/>
+        </w:pBdr>
+        <w:spacing w:after="0" w:line="240" w:lineRule="auto"/>
+        <w:rPr>
+          <w:rFonts w:ascii="Cascadia Code" w:hAnsi="Cascadia Code" w:cs="Cascadia Code"/>
+        </w:rPr>
+      </w:pPr>
+      <w:r>
+        <w:rPr>
+          <w:rFonts w:ascii="Cascadia Code" w:hAnsi="Cascadia Code" w:cs="Cascadia Code"/>
+        </w:rPr>
+        <w:t>Whether the target exception exists and whether the expected number of rows was updated.</w:t>
+      </w:r>
+    </w:p>
+    <w:p>
+      <w:pPr>
+        <w:numPr>
+          <w:ilvl w:val="0"/>
+          <w:numId w:val="36"/>
+        </w:numPr>
+        <w:pBdr>
+          <w:top w:val="single" w:sz="4" w:space="1" w:color="auto"/>
+          <w:left w:val="single" w:sz="4" w:space="4" w:color="auto"/>
+          <w:bottom w:val="single" w:sz="4" w:space="1" w:color="auto"/>
+          <w:right w:val="single" w:sz="4" w:space="4" w:color="auto"/>
+        </w:pBdr>
+        <w:spacing w:after="0" w:line="240" w:lineRule="auto"/>
+        <w:rPr>
+          <w:rFonts w:ascii="Cascadia Code" w:hAnsi="Cascadia Code" w:cs="Cascadia Code"/>
+        </w:rPr>
+      </w:pPr>
+      <w:r>
+        <w:rPr>
+          <w:rFonts w:ascii="Cascadia Code" w:hAnsi="Cascadia Code" w:cs="Cascadia Code"/>
+        </w:rPr>
+        <w:t>Whether the procedure can mark an exception RESOLVED without proving that the correction is valid.</w:t>
+      </w:r>
+    </w:p>
+    <w:p>
+      <w:pPr>
+        <w:numPr>
+          <w:ilvl w:val="0"/>
+          <w:numId w:val="36"/>
+        </w:numPr>
+        <w:pBdr>
+          <w:top w:val="single" w:sz="4" w:space="1" w:color="auto"/>
+          <w:left w:val="single" w:sz="4" w:space="4" w:color="auto"/>
+          <w:bottom w:val="single" w:sz="4" w:space="1" w:color="auto"/>
+          <w:right w:val="single" w:sz="4" w:space="4" w:color="auto"/>
+        </w:pBdr>
+        <w:spacing w:after="0" w:line="240" w:lineRule="auto"/>
+        <w:rPr>
+          <w:rFonts w:ascii="Cascadia Code" w:hAnsi="Cascadia Code" w:cs="Cascadia Code"/>
+        </w:rPr>
+      </w:pPr>
+      <w:r>
+        <w:rPr>
+          <w:rFonts w:ascii="Cascadia Code" w:hAnsi="Cascadia Code" w:cs="Cascadia Code"/>
+        </w:rPr>
+        <w:t>Audit logging, including before-and-after values and the identity of the authorized actor.</w:t>
+      </w:r>
+    </w:p>
+    <w:p>
+      <w:pPr>
+        <w:numPr>
+          <w:ilvl w:val="0"/>
+          <w:numId w:val="36"/>
         </w:numPr>
         <w:pBdr>
           <w:top w:val="single" w:sz="4" w:space="1" w:color="auto"/>
@@ -6982,1075 +8162,7 @@
           <w:rFonts w:ascii="Cascadia Code" w:hAnsi="Cascadia Code" w:cs="Cascadia Code"/>
         </w:rPr>
         <w:lastRenderedPageBreak/>
-        <w:t>Validation and allowlisting of hostnames and user-supplied paths.</w:t>
-      </w:r>
-    </w:p>
-    <w:p>
-      <w:pPr>
-        <w:numPr>
-          <w:ilvl w:val="0"/>
-          <w:numId w:val="33"/>
-        </w:numPr>
-        <w:pBdr>
-          <w:top w:val="single" w:sz="4" w:space="1" w:color="auto"/>
-          <w:left w:val="single" w:sz="4" w:space="4" w:color="auto"/>
-          <w:bottom w:val="single" w:sz="4" w:space="1" w:color="auto"/>
-          <w:right w:val="single" w:sz="4" w:space="4" w:color="auto"/>
-        </w:pBdr>
-        <w:spacing w:after="0" w:line="240" w:lineRule="auto"/>
-        <w:rPr>
-          <w:rFonts w:ascii="Cascadia Code" w:hAnsi="Cascadia Code" w:cs="Cascadia Code"/>
-        </w:rPr>
-      </w:pPr>
-      <w:r>
-        <w:rPr>
-          <w:rFonts w:ascii="Cascadia Code" w:hAnsi="Cascadia Code" w:cs="Cascadia Code"/>
-        </w:rPr>
-        <w:t>Recursive file deletion, path containment, dry-run behaviour, and explicit authorization.</w:t>
-      </w:r>
-    </w:p>
-    <w:p>
-      <w:pPr>
-        <w:numPr>
-          <w:ilvl w:val="0"/>
-          <w:numId w:val="33"/>
-        </w:numPr>
-        <w:pBdr>
-          <w:top w:val="single" w:sz="4" w:space="1" w:color="auto"/>
-          <w:left w:val="single" w:sz="4" w:space="4" w:color="auto"/>
-          <w:bottom w:val="single" w:sz="4" w:space="1" w:color="auto"/>
-          <w:right w:val="single" w:sz="4" w:space="4" w:color="auto"/>
-        </w:pBdr>
-        <w:spacing w:after="0" w:line="240" w:lineRule="auto"/>
-        <w:rPr>
-          <w:rFonts w:ascii="Cascadia Code" w:hAnsi="Cascadia Code" w:cs="Cascadia Code"/>
-        </w:rPr>
-      </w:pPr>
-      <w:r>
-        <w:rPr>
-          <w:rFonts w:ascii="Cascadia Code" w:hAnsi="Cascadia Code" w:cs="Cascadia Code"/>
-        </w:rPr>
-        <w:t>Hard-coded credentials and secrets appearing in logs.</w:t>
-      </w:r>
-    </w:p>
-    <w:p>
-      <w:pPr>
-        <w:numPr>
-          <w:ilvl w:val="0"/>
-          <w:numId w:val="33"/>
-        </w:numPr>
-        <w:pBdr>
-          <w:top w:val="single" w:sz="4" w:space="1" w:color="auto"/>
-          <w:left w:val="single" w:sz="4" w:space="4" w:color="auto"/>
-          <w:bottom w:val="single" w:sz="4" w:space="1" w:color="auto"/>
-          <w:right w:val="single" w:sz="4" w:space="4" w:color="auto"/>
-        </w:pBdr>
-        <w:spacing w:after="0" w:line="240" w:lineRule="auto"/>
-        <w:rPr>
-          <w:rFonts w:ascii="Cascadia Code" w:hAnsi="Cascadia Code" w:cs="Cascadia Code"/>
-        </w:rPr>
-      </w:pPr>
-      <w:r>
-        <w:rPr>
-          <w:rFonts w:ascii="Cascadia Code" w:hAnsi="Cascadia Code" w:cs="Cascadia Code"/>
-        </w:rPr>
-        <w:t>SQL injection and parameterized database access.</w:t>
-      </w:r>
-    </w:p>
-    <w:p>
-      <w:pPr>
-        <w:numPr>
-          <w:ilvl w:val="0"/>
-          <w:numId w:val="33"/>
-        </w:numPr>
-        <w:pBdr>
-          <w:top w:val="single" w:sz="4" w:space="1" w:color="auto"/>
-          <w:left w:val="single" w:sz="4" w:space="4" w:color="auto"/>
-          <w:bottom w:val="single" w:sz="4" w:space="1" w:color="auto"/>
-          <w:right w:val="single" w:sz="4" w:space="4" w:color="auto"/>
-        </w:pBdr>
-        <w:spacing w:after="0" w:line="240" w:lineRule="auto"/>
-        <w:rPr>
-          <w:rFonts w:ascii="Cascadia Code" w:hAnsi="Cascadia Code" w:cs="Cascadia Code"/>
-        </w:rPr>
-      </w:pPr>
-      <w:r>
-        <w:rPr>
-          <w:rFonts w:ascii="Cascadia Code" w:hAnsi="Cascadia Code" w:cs="Cascadia Code"/>
-        </w:rPr>
-        <w:t>HTTP request timeouts, destination validation, response checking, and error handling.</w:t>
-      </w:r>
-    </w:p>
-    <w:p>
-      <w:pPr>
-        <w:numPr>
-          <w:ilvl w:val="0"/>
-          <w:numId w:val="33"/>
-        </w:numPr>
-        <w:pBdr>
-          <w:top w:val="single" w:sz="4" w:space="1" w:color="auto"/>
-          <w:left w:val="single" w:sz="4" w:space="4" w:color="auto"/>
-          <w:bottom w:val="single" w:sz="4" w:space="1" w:color="auto"/>
-          <w:right w:val="single" w:sz="4" w:space="4" w:color="auto"/>
-        </w:pBdr>
-        <w:spacing w:after="0" w:line="240" w:lineRule="auto"/>
-        <w:rPr>
-          <w:rFonts w:ascii="Cascadia Code" w:hAnsi="Cascadia Code" w:cs="Cascadia Code"/>
-        </w:rPr>
-      </w:pPr>
-      <w:r>
-        <w:rPr>
-          <w:rFonts w:ascii="Cascadia Code" w:hAnsi="Cascadia Code" w:cs="Cascadia Code"/>
-        </w:rPr>
-        <w:t>Least privilege and separation of diagnostic operations from destructive actions.</w:t>
-      </w:r>
-    </w:p>
-    <w:p>
-      <w:pPr>
-        <w:numPr>
-          <w:ilvl w:val="0"/>
-          <w:numId w:val="33"/>
-        </w:numPr>
-        <w:pBdr>
-          <w:top w:val="single" w:sz="4" w:space="1" w:color="auto"/>
-          <w:left w:val="single" w:sz="4" w:space="4" w:color="auto"/>
-          <w:bottom w:val="single" w:sz="4" w:space="1" w:color="auto"/>
-          <w:right w:val="single" w:sz="4" w:space="4" w:color="auto"/>
-        </w:pBdr>
-        <w:spacing w:after="0" w:line="240" w:lineRule="auto"/>
-        <w:rPr>
-          <w:rFonts w:ascii="Cascadia Code" w:hAnsi="Cascadia Code" w:cs="Cascadia Code"/>
-        </w:rPr>
-      </w:pPr>
-      <w:r>
-        <w:rPr>
-          <w:rFonts w:ascii="Cascadia Code" w:hAnsi="Cascadia Code" w:cs="Cascadia Code"/>
-        </w:rPr>
-        <w:t>Audit logging without exposing secrets.</w:t>
-      </w:r>
-    </w:p>
-    <w:p>
-      <w:pPr>
-        <w:numPr>
-          <w:ilvl w:val="0"/>
-          <w:numId w:val="33"/>
-        </w:numPr>
-        <w:pBdr>
-          <w:top w:val="single" w:sz="4" w:space="1" w:color="auto"/>
-          <w:left w:val="single" w:sz="4" w:space="4" w:color="auto"/>
-          <w:bottom w:val="single" w:sz="4" w:space="1" w:color="auto"/>
-          <w:right w:val="single" w:sz="4" w:space="4" w:color="auto"/>
-        </w:pBdr>
-        <w:spacing w:after="0" w:line="240" w:lineRule="auto"/>
-        <w:rPr>
-          <w:rFonts w:ascii="Cascadia Code" w:hAnsi="Cascadia Code" w:cs="Cascadia Code"/>
-        </w:rPr>
-      </w:pPr>
-      <w:r>
-        <w:rPr>
-          <w:rFonts w:ascii="Cascadia Code" w:hAnsi="Cascadia Code" w:cs="Cascadia Code"/>
-        </w:rPr>
-        <w:t>Incorrectly reporting success when an operation may have failed or only partially completed.</w:t>
-      </w:r>
-    </w:p>
-    <w:p>
-      <w:pPr>
-        <w:pBdr>
-          <w:top w:val="single" w:sz="4" w:space="1" w:color="auto"/>
-          <w:left w:val="single" w:sz="4" w:space="4" w:color="auto"/>
-          <w:bottom w:val="single" w:sz="4" w:space="1" w:color="auto"/>
-          <w:right w:val="single" w:sz="4" w:space="4" w:color="auto"/>
-        </w:pBdr>
-        <w:spacing w:after="0" w:line="240" w:lineRule="auto"/>
-        <w:rPr>
-          <w:rFonts w:ascii="Cascadia Code" w:hAnsi="Cascadia Code" w:cs="Cascadia Code"/>
-        </w:rPr>
-      </w:pPr>
-    </w:p>
-    <w:p>
-      <w:pPr>
-        <w:pBdr>
-          <w:top w:val="single" w:sz="4" w:space="1" w:color="auto"/>
-          <w:left w:val="single" w:sz="4" w:space="4" w:color="auto"/>
-          <w:bottom w:val="single" w:sz="4" w:space="1" w:color="auto"/>
-          <w:right w:val="single" w:sz="4" w:space="4" w:color="auto"/>
-        </w:pBdr>
-        <w:spacing w:after="0" w:line="240" w:lineRule="auto"/>
-        <w:rPr>
-          <w:rFonts w:ascii="Cascadia Code" w:hAnsi="Cascadia Code" w:cs="Cascadia Code"/>
-        </w:rPr>
-      </w:pPr>
-      <w:r>
-        <w:rPr>
-          <w:rFonts w:ascii="Cascadia Code" w:hAnsi="Cascadia Code" w:cs="Cascadia Code"/>
-        </w:rPr>
-        <w:t>Then propose a safer implementation that:</w:t>
-      </w:r>
-    </w:p>
-    <w:p>
-      <w:pPr>
-        <w:numPr>
-          <w:ilvl w:val="0"/>
-          <w:numId w:val="34"/>
-        </w:numPr>
-        <w:pBdr>
-          <w:top w:val="single" w:sz="4" w:space="1" w:color="auto"/>
-          <w:left w:val="single" w:sz="4" w:space="4" w:color="auto"/>
-          <w:bottom w:val="single" w:sz="4" w:space="1" w:color="auto"/>
-          <w:right w:val="single" w:sz="4" w:space="4" w:color="auto"/>
-        </w:pBdr>
-        <w:spacing w:after="0" w:line="240" w:lineRule="auto"/>
-        <w:rPr>
-          <w:rFonts w:ascii="Cascadia Code" w:hAnsi="Cascadia Code" w:cs="Cascadia Code"/>
-        </w:rPr>
-      </w:pPr>
-      <w:r>
-        <w:rPr>
-          <w:rFonts w:ascii="Cascadia Code" w:hAnsi="Cascadia Code" w:cs="Cascadia Code"/>
-        </w:rPr>
-        <w:t>Defaults to dry-run mode.</w:t>
-      </w:r>
-    </w:p>
-    <w:p>
-      <w:pPr>
-        <w:numPr>
-          <w:ilvl w:val="0"/>
-          <w:numId w:val="34"/>
-        </w:numPr>
-        <w:pBdr>
-          <w:top w:val="single" w:sz="4" w:space="1" w:color="auto"/>
-          <w:left w:val="single" w:sz="4" w:space="4" w:color="auto"/>
-          <w:bottom w:val="single" w:sz="4" w:space="1" w:color="auto"/>
-          <w:right w:val="single" w:sz="4" w:space="4" w:color="auto"/>
-        </w:pBdr>
-        <w:spacing w:after="0" w:line="240" w:lineRule="auto"/>
-        <w:rPr>
-          <w:rFonts w:ascii="Cascadia Code" w:hAnsi="Cascadia Code" w:cs="Cascadia Code"/>
-        </w:rPr>
-      </w:pPr>
-      <w:r>
-        <w:rPr>
-          <w:rFonts w:ascii="Cascadia Code" w:hAnsi="Cascadia Code" w:cs="Cascadia Code"/>
-        </w:rPr>
-        <w:t>Avoids shell interpolation and uses safe argument handling.</w:t>
-      </w:r>
-    </w:p>
-    <w:p>
-      <w:pPr>
-        <w:numPr>
-          <w:ilvl w:val="0"/>
-          <w:numId w:val="34"/>
-        </w:numPr>
-        <w:pBdr>
-          <w:top w:val="single" w:sz="4" w:space="1" w:color="auto"/>
-          <w:left w:val="single" w:sz="4" w:space="4" w:color="auto"/>
-          <w:bottom w:val="single" w:sz="4" w:space="1" w:color="auto"/>
-          <w:right w:val="single" w:sz="4" w:space="4" w:color="auto"/>
-        </w:pBdr>
-        <w:spacing w:after="0" w:line="240" w:lineRule="auto"/>
-        <w:rPr>
-          <w:rFonts w:ascii="Cascadia Code" w:hAnsi="Cascadia Code" w:cs="Cascadia Code"/>
-        </w:rPr>
-      </w:pPr>
-      <w:r>
-        <w:rPr>
-          <w:rFonts w:ascii="Cascadia Code" w:hAnsi="Cascadia Code" w:cs="Cascadia Code"/>
-        </w:rPr>
-        <w:t>Constrains file operations to an explicitly approved root.</w:t>
-      </w:r>
-    </w:p>
-    <w:p>
-      <w:pPr>
-        <w:numPr>
-          <w:ilvl w:val="0"/>
-          <w:numId w:val="34"/>
-        </w:numPr>
-        <w:pBdr>
-          <w:top w:val="single" w:sz="4" w:space="1" w:color="auto"/>
-          <w:left w:val="single" w:sz="4" w:space="4" w:color="auto"/>
-          <w:bottom w:val="single" w:sz="4" w:space="1" w:color="auto"/>
-          <w:right w:val="single" w:sz="4" w:space="4" w:color="auto"/>
-        </w:pBdr>
-        <w:spacing w:after="0" w:line="240" w:lineRule="auto"/>
-        <w:rPr>
-          <w:rFonts w:ascii="Cascadia Code" w:hAnsi="Cascadia Code" w:cs="Cascadia Code"/>
-        </w:rPr>
-      </w:pPr>
-      <w:r>
-        <w:rPr>
-          <w:rFonts w:ascii="Cascadia Code" w:hAnsi="Cascadia Code" w:cs="Cascadia Code"/>
-        </w:rPr>
-        <w:t>Never logs secrets.</w:t>
-      </w:r>
-    </w:p>
-    <w:p>
-      <w:pPr>
-        <w:numPr>
-          <w:ilvl w:val="0"/>
-          <w:numId w:val="34"/>
-        </w:numPr>
-        <w:pBdr>
-          <w:top w:val="single" w:sz="4" w:space="1" w:color="auto"/>
-          <w:left w:val="single" w:sz="4" w:space="4" w:color="auto"/>
-          <w:bottom w:val="single" w:sz="4" w:space="1" w:color="auto"/>
-          <w:right w:val="single" w:sz="4" w:space="4" w:color="auto"/>
-        </w:pBdr>
-        <w:spacing w:after="0" w:line="240" w:lineRule="auto"/>
-        <w:rPr>
-          <w:rFonts w:ascii="Cascadia Code" w:hAnsi="Cascadia Code" w:cs="Cascadia Code"/>
-        </w:rPr>
-      </w:pPr>
-      <w:r>
-        <w:rPr>
-          <w:rFonts w:ascii="Cascadia Code" w:hAnsi="Cascadia Code" w:cs="Cascadia Code"/>
-        </w:rPr>
-        <w:t>Uses parameterized SQL.</w:t>
-      </w:r>
-    </w:p>
-    <w:p>
-      <w:pPr>
-        <w:numPr>
-          <w:ilvl w:val="0"/>
-          <w:numId w:val="34"/>
-        </w:numPr>
-        <w:pBdr>
-          <w:top w:val="single" w:sz="4" w:space="1" w:color="auto"/>
-          <w:left w:val="single" w:sz="4" w:space="4" w:color="auto"/>
-          <w:bottom w:val="single" w:sz="4" w:space="1" w:color="auto"/>
-          <w:right w:val="single" w:sz="4" w:space="4" w:color="auto"/>
-        </w:pBdr>
-        <w:spacing w:after="0" w:line="240" w:lineRule="auto"/>
-        <w:rPr>
-          <w:rFonts w:ascii="Cascadia Code" w:hAnsi="Cascadia Code" w:cs="Cascadia Code"/>
-        </w:rPr>
-      </w:pPr>
-      <w:r>
-        <w:rPr>
-          <w:rFonts w:ascii="Cascadia Code" w:hAnsi="Cascadia Code" w:cs="Cascadia Code"/>
-        </w:rPr>
-        <w:t>Requires explicit authorization for destructive actions.</w:t>
-      </w:r>
-    </w:p>
-    <w:p>
-      <w:pPr>
-        <w:numPr>
-          <w:ilvl w:val="0"/>
-          <w:numId w:val="34"/>
-        </w:numPr>
-        <w:pBdr>
-          <w:top w:val="single" w:sz="4" w:space="1" w:color="auto"/>
-          <w:left w:val="single" w:sz="4" w:space="4" w:color="auto"/>
-          <w:bottom w:val="single" w:sz="4" w:space="1" w:color="auto"/>
-          <w:right w:val="single" w:sz="4" w:space="4" w:color="auto"/>
-        </w:pBdr>
-        <w:spacing w:after="0" w:line="240" w:lineRule="auto"/>
-        <w:rPr>
-          <w:rFonts w:ascii="Cascadia Code" w:hAnsi="Cascadia Code" w:cs="Cascadia Code"/>
-        </w:rPr>
-      </w:pPr>
-      <w:r>
-        <w:rPr>
-          <w:rFonts w:ascii="Cascadia Code" w:hAnsi="Cascadia Code" w:cs="Cascadia Code"/>
-        </w:rPr>
-        <w:t>Uses timeouts and validates HTTP responses.</w:t>
-      </w:r>
-    </w:p>
-    <w:p>
-      <w:pPr>
-        <w:numPr>
-          <w:ilvl w:val="0"/>
-          <w:numId w:val="34"/>
-        </w:numPr>
-        <w:pBdr>
-          <w:top w:val="single" w:sz="4" w:space="1" w:color="auto"/>
-          <w:left w:val="single" w:sz="4" w:space="4" w:color="auto"/>
-          <w:bottom w:val="single" w:sz="4" w:space="1" w:color="auto"/>
-          <w:right w:val="single" w:sz="4" w:space="4" w:color="auto"/>
-        </w:pBdr>
-        <w:spacing w:after="0" w:line="240" w:lineRule="auto"/>
-        <w:rPr>
-          <w:rFonts w:ascii="Cascadia Code" w:hAnsi="Cascadia Code" w:cs="Cascadia Code"/>
-        </w:rPr>
-      </w:pPr>
-      <w:r>
-        <w:rPr>
-          <w:rFonts w:ascii="Cascadia Code" w:hAnsi="Cascadia Code" w:cs="Cascadia Code"/>
-        </w:rPr>
-        <w:t>Handles errors and partial failures accurately.</w:t>
-      </w:r>
-    </w:p>
-    <w:p>
-      <w:pPr>
-        <w:numPr>
-          <w:ilvl w:val="0"/>
-          <w:numId w:val="34"/>
-        </w:numPr>
-        <w:pBdr>
-          <w:top w:val="single" w:sz="4" w:space="1" w:color="auto"/>
-          <w:left w:val="single" w:sz="4" w:space="4" w:color="auto"/>
-          <w:bottom w:val="single" w:sz="4" w:space="1" w:color="auto"/>
-          <w:right w:val="single" w:sz="4" w:space="4" w:color="auto"/>
-        </w:pBdr>
-        <w:spacing w:after="0" w:line="240" w:lineRule="auto"/>
-        <w:rPr>
-          <w:rFonts w:ascii="Cascadia Code" w:hAnsi="Cascadia Code" w:cs="Cascadia Code"/>
-        </w:rPr>
-      </w:pPr>
-      <w:r>
-        <w:rPr>
-          <w:rFonts w:ascii="Cascadia Code" w:hAnsi="Cascadia Code" w:cs="Cascadia Code"/>
-        </w:rPr>
-        <w:t>Records auditable outcomes.</w:t>
-      </w:r>
-    </w:p>
-    <w:p>
-      <w:pPr>
-        <w:pBdr>
-          <w:top w:val="single" w:sz="4" w:space="1" w:color="auto"/>
-          <w:left w:val="single" w:sz="4" w:space="4" w:color="auto"/>
-          <w:bottom w:val="single" w:sz="4" w:space="1" w:color="auto"/>
-          <w:right w:val="single" w:sz="4" w:space="4" w:color="auto"/>
-        </w:pBdr>
-        <w:spacing w:after="0" w:line="240" w:lineRule="auto"/>
-        <w:rPr>
-          <w:rFonts w:ascii="Cascadia Code" w:hAnsi="Cascadia Code" w:cs="Cascadia Code"/>
-        </w:rPr>
-      </w:pPr>
-    </w:p>
-    <w:p>
-      <w:pPr>
-        <w:pBdr>
-          <w:top w:val="single" w:sz="4" w:space="1" w:color="auto"/>
-          <w:left w:val="single" w:sz="4" w:space="4" w:color="auto"/>
-          <w:bottom w:val="single" w:sz="4" w:space="1" w:color="auto"/>
-          <w:right w:val="single" w:sz="4" w:space="4" w:color="auto"/>
-        </w:pBdr>
-        <w:spacing w:after="0" w:line="240" w:lineRule="auto"/>
-        <w:rPr>
-          <w:rFonts w:ascii="Cascadia Code" w:hAnsi="Cascadia Code" w:cs="Cascadia Code"/>
-        </w:rPr>
-      </w:pPr>
-      <w:r>
-        <w:rPr>
-          <w:rFonts w:ascii="Cascadia Code" w:hAnsi="Cascadia Code" w:cs="Cascadia Code"/>
-        </w:rPr>
-        <w:t>Explain each significant change and identify assumptions that require confirmation.</w:t>
-      </w:r>
-    </w:p>
-    <w:p>
-      <w:pPr>
-        <w:pBdr>
-          <w:top w:val="single" w:sz="4" w:space="1" w:color="auto"/>
-          <w:left w:val="single" w:sz="4" w:space="4" w:color="auto"/>
-          <w:bottom w:val="single" w:sz="4" w:space="1" w:color="auto"/>
-          <w:right w:val="single" w:sz="4" w:space="4" w:color="auto"/>
-        </w:pBdr>
-        <w:spacing w:after="0" w:line="240" w:lineRule="auto"/>
-        <w:rPr>
-          <w:rFonts w:ascii="Cascadia Code" w:hAnsi="Cascadia Code" w:cs="Cascadia Code"/>
-        </w:rPr>
-      </w:pPr>
-    </w:p>
-    <w:p>
-      <w:pPr>
-        <w:pBdr>
-          <w:top w:val="single" w:sz="4" w:space="1" w:color="auto"/>
-          <w:left w:val="single" w:sz="4" w:space="4" w:color="auto"/>
-          <w:bottom w:val="single" w:sz="4" w:space="1" w:color="auto"/>
-          <w:right w:val="single" w:sz="4" w:space="4" w:color="auto"/>
-        </w:pBdr>
-        <w:spacing w:after="0" w:line="240" w:lineRule="auto"/>
-        <w:rPr>
-          <w:rFonts w:ascii="Cascadia Code" w:hAnsi="Cascadia Code" w:cs="Cascadia Code"/>
-        </w:rPr>
-      </w:pPr>
-      <w:r>
-        <w:rPr>
-          <w:rFonts w:ascii="Cascadia Code" w:hAnsi="Cascadia Code" w:cs="Cascadia Code"/>
-        </w:rPr>
-        <w:t>Do not invent production infrastructure details. Do not claim tests were executed or that the implementation is production-ready. Do not silently remove functionality without explaining the trade-off.</w:t>
-      </w:r>
-    </w:p>
-    <w:p>
-      <w:pPr>
-        <w:pBdr>
-          <w:top w:val="single" w:sz="4" w:space="1" w:color="auto"/>
-          <w:left w:val="single" w:sz="4" w:space="4" w:color="auto"/>
-          <w:bottom w:val="single" w:sz="4" w:space="1" w:color="auto"/>
-          <w:right w:val="single" w:sz="4" w:space="4" w:color="auto"/>
-        </w:pBdr>
-        <w:spacing w:after="0" w:line="240" w:lineRule="auto"/>
-        <w:rPr>
-          <w:rFonts w:ascii="Cascadia Code" w:hAnsi="Cascadia Code" w:cs="Cascadia Code"/>
-        </w:rPr>
-      </w:pPr>
-    </w:p>
-    <w:p>
-      <w:pPr>
-        <w:pBdr>
-          <w:top w:val="single" w:sz="4" w:space="1" w:color="auto"/>
-          <w:left w:val="single" w:sz="4" w:space="4" w:color="auto"/>
-          <w:bottom w:val="single" w:sz="4" w:space="1" w:color="auto"/>
-          <w:right w:val="single" w:sz="4" w:space="4" w:color="auto"/>
-        </w:pBdr>
-        <w:spacing w:after="0" w:line="240" w:lineRule="auto"/>
-        <w:rPr>
-          <w:rFonts w:ascii="Cascadia Code" w:hAnsi="Cascadia Code" w:cs="Cascadia Code"/>
-        </w:rPr>
-      </w:pPr>
-      <w:r>
-        <w:rPr>
-          <w:rFonts w:ascii="Cascadia Code" w:hAnsi="Cascadia Code" w:cs="Cascadia Code"/>
-        </w:rPr>
-        <w:t>This is a static code-review exercise only. Do not run the original script or the proposed replacement.</w:t>
-      </w:r>
-    </w:p>
-    <w:p/>
-    <w:p>
-      <w:pPr>
-        <w:pStyle w:val="Heading3"/>
-      </w:pPr>
-      <w:r>
-        <w:t xml:space="preserve">Data </w:t>
-      </w:r>
-      <w:r>
-        <w:t>Track</w:t>
-      </w:r>
-      <w:r>
-        <w:t xml:space="preserve"> Prompt</w:t>
-      </w:r>
-    </w:p>
-    <w:p>
-      <w:r>
-        <w:rPr>
-          <w:b/>
-          <w:bCs/>
-        </w:rPr>
-        <w:t>Files</w:t>
-      </w:r>
-      <w:r>
-        <w:t xml:space="preserve">: </w:t>
-      </w:r>
-    </w:p>
-    <w:p>
-      <w:pPr>
-        <w:pStyle w:val="ListParagraph"/>
-        <w:numPr>
-          <w:ilvl w:val="0"/>
-          <w:numId w:val="41"/>
-        </w:numPr>
-        <w:rPr>
-          <w:rFonts w:ascii="Cascadia Code" w:hAnsi="Cascadia Code" w:cs="Cascadia Code"/>
-          <w:sz w:val="18"/>
-          <w:szCs w:val="18"/>
-        </w:rPr>
-      </w:pPr>
-      <w:r>
-        <w:rPr>
-          <w:rFonts w:ascii="Cascadia Code" w:hAnsi="Cascadia Code" w:cs="Cascadia Code"/>
-          <w:sz w:val="18"/>
-          <w:szCs w:val="18"/>
-        </w:rPr>
-        <w:t>MC_III_Data\Code_Review\</w:t>
-      </w:r>
-      <w:r>
-        <w:rPr>
-          <w:rFonts w:ascii="Cascadia Code" w:hAnsi="Cascadia Code" w:cs="Cascadia Code"/>
-          <w:sz w:val="18"/>
-          <w:szCs w:val="18"/>
-        </w:rPr>
-        <w:t>Data_SQL</w:t>
-      </w:r>
-      <w:r>
-        <w:rPr>
-          <w:rFonts w:ascii="Cascadia Code" w:hAnsi="Cascadia Code" w:cs="Cascadia Code"/>
-          <w:sz w:val="18"/>
-          <w:szCs w:val="18"/>
-        </w:rPr>
-        <w:t>\</w:t>
-      </w:r>
-      <w:r>
-        <w:rPr>
-          <w:rFonts w:ascii="Cascadia Code" w:hAnsi="Cascadia Code" w:cs="Cascadia Code"/>
-          <w:sz w:val="18"/>
-          <w:szCs w:val="18"/>
-        </w:rPr>
-        <w:t>unsafe_resolve_data_quality_exception.sql</w:t>
-      </w:r>
-    </w:p>
-    <w:p>
-      <w:r>
-        <w:rPr>
-          <w:b/>
-          <w:bCs/>
-        </w:rPr>
-        <w:t>Objective</w:t>
-      </w:r>
-      <w:r>
-        <w:t>: Review a stored procedure for security, data-integrity, and governance weaknesses, then propose a safer design.</w:t>
-      </w:r>
-    </w:p>
-    <w:p>
-      <w:pPr>
-        <w:rPr>
-          <w:b/>
-          <w:bCs/>
-        </w:rPr>
-      </w:pPr>
-      <w:r>
-        <w:rPr>
-          <w:b/>
-          <w:bCs/>
-        </w:rPr>
-        <w:t>Participant tasks</w:t>
-      </w:r>
-    </w:p>
-    <w:p>
-      <w:pPr>
-        <w:pStyle w:val="ListParagraph"/>
-        <w:numPr>
-          <w:ilvl w:val="0"/>
-          <w:numId w:val="40"/>
-        </w:numPr>
-      </w:pPr>
-      <w:r>
-        <w:t>Open the supplied SQL stored procedure in VS Code and examine its logic.</w:t>
-      </w:r>
-    </w:p>
-    <w:p>
-      <w:pPr>
-        <w:pStyle w:val="ListParagraph"/>
-        <w:numPr>
-          <w:ilvl w:val="0"/>
-          <w:numId w:val="40"/>
-        </w:numPr>
-      </w:pPr>
-      <w:r>
-        <w:t>Identify security vulnerabilities, unsafe SQL construction, and missing input validation.</w:t>
-      </w:r>
-    </w:p>
-    <w:p>
-      <w:pPr>
-        <w:pStyle w:val="ListParagraph"/>
-        <w:numPr>
-          <w:ilvl w:val="0"/>
-          <w:numId w:val="40"/>
-        </w:numPr>
-      </w:pPr>
-      <w:r>
-        <w:t>Evaluate transaction handling, rollback, error handling, and authorization.</w:t>
-      </w:r>
-    </w:p>
-    <w:p>
-      <w:pPr>
-        <w:pStyle w:val="ListParagraph"/>
-        <w:numPr>
-          <w:ilvl w:val="0"/>
-          <w:numId w:val="40"/>
-        </w:numPr>
-      </w:pPr>
-      <w:r>
-        <w:t>Determine whether the procedure adequately validates reference data and business rules before changing records.</w:t>
-      </w:r>
-    </w:p>
-    <w:p>
-      <w:pPr>
-        <w:pStyle w:val="ListParagraph"/>
-        <w:numPr>
-          <w:ilvl w:val="0"/>
-          <w:numId w:val="40"/>
-        </w:numPr>
-      </w:pPr>
-      <w:r>
-        <w:t>Examine how it handles missing records, unexpected row counts, audit trails, and reconciliation.</w:t>
-      </w:r>
-    </w:p>
-    <w:p>
-      <w:pPr>
-        <w:pStyle w:val="ListParagraph"/>
-        <w:numPr>
-          <w:ilvl w:val="0"/>
-          <w:numId w:val="40"/>
-        </w:numPr>
-      </w:pPr>
-      <w:r>
-        <w:lastRenderedPageBreak/>
-        <w:t>Identify circumstances in which an exception could incorrectly be marked as resolved.</w:t>
-      </w:r>
-    </w:p>
-    <w:p>
-      <w:pPr>
-        <w:pStyle w:val="ListParagraph"/>
-        <w:numPr>
-          <w:ilvl w:val="0"/>
-          <w:numId w:val="40"/>
-        </w:numPr>
-      </w:pPr>
-      <w:r>
-        <w:t>Propose a safer stored-procedure design and explain the controls it should implement.</w:t>
-      </w:r>
-    </w:p>
-    <w:p>
-      <w:pPr>
-        <w:pStyle w:val="ListParagraph"/>
-        <w:numPr>
-          <w:ilvl w:val="0"/>
-          <w:numId w:val="40"/>
-        </w:numPr>
-      </w:pPr>
-      <w:r>
-        <w:t>Define validation checks and tests needed before the procedure could be considered for use.</w:t>
-      </w:r>
-    </w:p>
-    <w:p>
-      <w:pPr>
-        <w:pStyle w:val="ListParagraph"/>
-        <w:numPr>
-          <w:ilvl w:val="0"/>
-          <w:numId w:val="40"/>
-        </w:numPr>
-      </w:pPr>
-      <w:r>
-        <w:t>List schema details, business rules, and governance controls that must be confirmed.</w:t>
-      </w:r>
-    </w:p>
-    <w:p>
-      <w:r>
-        <w:rPr>
-          <w:b/>
-          <w:bCs/>
-        </w:rPr>
-        <w:t>Expected output</w:t>
-      </w:r>
-      <w:r>
-        <w:t>: A prioritized SQL code-review report, a safer stored-procedure design, and a validation and testing plan.</w:t>
-      </w:r>
-    </w:p>
-    <w:p>
-      <w:r>
-        <w:rPr>
-          <w:b/>
-          <w:bCs/>
-        </w:rPr>
-        <w:t>Safety constraint</w:t>
-      </w:r>
-      <w:r>
-        <w:t>: Do not execute the supplied SQL or connect it to a database.</w:t>
-      </w:r>
-    </w:p>
-    <w:p>
-      <w:pPr>
-        <w:rPr>
-          <w:b/>
-          <w:bCs/>
-        </w:rPr>
-      </w:pPr>
-      <w:r>
-        <w:rPr>
-          <w:b/>
-          <w:bCs/>
-        </w:rPr>
-        <w:t>Prompt</w:t>
-      </w:r>
-      <w:r>
-        <w:rPr>
-          <w:b/>
-          <w:bCs/>
-        </w:rPr>
-        <w:t xml:space="preserve"> </w:t>
-      </w:r>
-      <w:r>
-        <w:t>(</w:t>
-      </w:r>
-      <w:r>
-        <w:rPr>
-          <w:i/>
-          <w:iCs/>
-        </w:rPr>
-        <w:t>don’t share</w:t>
-      </w:r>
-      <w:r>
-        <w:t>)</w:t>
-      </w:r>
-    </w:p>
-    <w:p>
-      <w:pPr>
-        <w:pBdr>
-          <w:top w:val="single" w:sz="4" w:space="1" w:color="auto"/>
-          <w:left w:val="single" w:sz="4" w:space="4" w:color="auto"/>
-          <w:bottom w:val="single" w:sz="4" w:space="1" w:color="auto"/>
-          <w:right w:val="single" w:sz="4" w:space="4" w:color="auto"/>
-        </w:pBdr>
-        <w:spacing w:after="0" w:line="240" w:lineRule="auto"/>
-        <w:rPr>
-          <w:rFonts w:ascii="Cascadia Code" w:hAnsi="Cascadia Code" w:cs="Cascadia Code"/>
-        </w:rPr>
-      </w:pPr>
-      <w:r>
-        <w:rPr>
-          <w:rFonts w:ascii="Cascadia Code" w:hAnsi="Cascadia Code" w:cs="Cascadia Code"/>
-        </w:rPr>
-        <w:t xml:space="preserve">Review </w:t>
-      </w:r>
-      <w:proofErr w:type="spellStart"/>
-      <w:r>
-        <w:rPr>
-          <w:rFonts w:ascii="Cascadia Code" w:hAnsi="Cascadia Code" w:cs="Cascadia Code"/>
-        </w:rPr>
-        <w:t>unsafe_resolve_data_quality_exception.sql</w:t>
-      </w:r>
-      <w:proofErr w:type="spellEnd"/>
-      <w:r>
-        <w:rPr>
-          <w:rFonts w:ascii="Cascadia Code" w:hAnsi="Cascadia Code" w:cs="Cascadia Code"/>
-        </w:rPr>
-        <w:t xml:space="preserve"> as a senior SQL Server developer focused on data integrity, security, and governed remediation.</w:t>
-      </w:r>
-    </w:p>
-    <w:p>
-      <w:pPr>
-        <w:pBdr>
-          <w:top w:val="single" w:sz="4" w:space="1" w:color="auto"/>
-          <w:left w:val="single" w:sz="4" w:space="4" w:color="auto"/>
-          <w:bottom w:val="single" w:sz="4" w:space="1" w:color="auto"/>
-          <w:right w:val="single" w:sz="4" w:space="4" w:color="auto"/>
-        </w:pBdr>
-        <w:spacing w:after="0" w:line="240" w:lineRule="auto"/>
-        <w:rPr>
-          <w:rFonts w:ascii="Cascadia Code" w:hAnsi="Cascadia Code" w:cs="Cascadia Code"/>
-        </w:rPr>
-      </w:pPr>
-    </w:p>
-    <w:p>
-      <w:pPr>
-        <w:pBdr>
-          <w:top w:val="single" w:sz="4" w:space="1" w:color="auto"/>
-          <w:left w:val="single" w:sz="4" w:space="4" w:color="auto"/>
-          <w:bottom w:val="single" w:sz="4" w:space="1" w:color="auto"/>
-          <w:right w:val="single" w:sz="4" w:space="4" w:color="auto"/>
-        </w:pBdr>
-        <w:spacing w:after="0" w:line="240" w:lineRule="auto"/>
-        <w:rPr>
-          <w:rFonts w:ascii="Cascadia Code" w:hAnsi="Cascadia Code" w:cs="Cascadia Code"/>
-        </w:rPr>
-      </w:pPr>
-      <w:r>
-        <w:rPr>
-          <w:rFonts w:ascii="Cascadia Code" w:hAnsi="Cascadia Code" w:cs="Cascadia Code"/>
-        </w:rPr>
-        <w:t>Do not execute the SQL and do not connect to a database.</w:t>
-      </w:r>
-    </w:p>
-    <w:p>
-      <w:pPr>
-        <w:pBdr>
-          <w:top w:val="single" w:sz="4" w:space="1" w:color="auto"/>
-          <w:left w:val="single" w:sz="4" w:space="4" w:color="auto"/>
-          <w:bottom w:val="single" w:sz="4" w:space="1" w:color="auto"/>
-          <w:right w:val="single" w:sz="4" w:space="4" w:color="auto"/>
-        </w:pBdr>
-        <w:spacing w:after="0" w:line="240" w:lineRule="auto"/>
-        <w:rPr>
-          <w:rFonts w:ascii="Cascadia Code" w:hAnsi="Cascadia Code" w:cs="Cascadia Code"/>
-        </w:rPr>
-      </w:pPr>
-    </w:p>
-    <w:p>
-      <w:pPr>
-        <w:pBdr>
-          <w:top w:val="single" w:sz="4" w:space="1" w:color="auto"/>
-          <w:left w:val="single" w:sz="4" w:space="4" w:color="auto"/>
-          <w:bottom w:val="single" w:sz="4" w:space="1" w:color="auto"/>
-          <w:right w:val="single" w:sz="4" w:space="4" w:color="auto"/>
-        </w:pBdr>
-        <w:spacing w:after="0" w:line="240" w:lineRule="auto"/>
-        <w:rPr>
-          <w:rFonts w:ascii="Cascadia Code" w:hAnsi="Cascadia Code" w:cs="Cascadia Code"/>
-        </w:rPr>
-      </w:pPr>
-      <w:r>
-        <w:rPr>
-          <w:rFonts w:ascii="Cascadia Code" w:hAnsi="Cascadia Code" w:cs="Cascadia Code"/>
-        </w:rPr>
-        <w:t>Identify each material risk. For each finding, provide:</w:t>
-      </w:r>
-    </w:p>
-    <w:p>
-      <w:pPr>
-        <w:numPr>
-          <w:ilvl w:val="0"/>
-          <w:numId w:val="35"/>
-        </w:numPr>
-        <w:pBdr>
-          <w:top w:val="single" w:sz="4" w:space="1" w:color="auto"/>
-          <w:left w:val="single" w:sz="4" w:space="4" w:color="auto"/>
-          <w:bottom w:val="single" w:sz="4" w:space="1" w:color="auto"/>
-          <w:right w:val="single" w:sz="4" w:space="4" w:color="auto"/>
-        </w:pBdr>
-        <w:spacing w:after="0" w:line="240" w:lineRule="auto"/>
-        <w:rPr>
-          <w:rFonts w:ascii="Cascadia Code" w:hAnsi="Cascadia Code" w:cs="Cascadia Code"/>
-        </w:rPr>
-      </w:pPr>
-      <w:r>
-        <w:rPr>
-          <w:rFonts w:ascii="Cascadia Code" w:hAnsi="Cascadia Code" w:cs="Cascadia Code"/>
-        </w:rPr>
-        <w:t>Severity: Critical, High, Medium, or Low, with justification.</w:t>
-      </w:r>
-    </w:p>
-    <w:p>
-      <w:pPr>
-        <w:numPr>
-          <w:ilvl w:val="0"/>
-          <w:numId w:val="35"/>
-        </w:numPr>
-        <w:pBdr>
-          <w:top w:val="single" w:sz="4" w:space="1" w:color="auto"/>
-          <w:left w:val="single" w:sz="4" w:space="4" w:color="auto"/>
-          <w:bottom w:val="single" w:sz="4" w:space="1" w:color="auto"/>
-          <w:right w:val="single" w:sz="4" w:space="4" w:color="auto"/>
-        </w:pBdr>
-        <w:spacing w:after="0" w:line="240" w:lineRule="auto"/>
-        <w:rPr>
-          <w:rFonts w:ascii="Cascadia Code" w:hAnsi="Cascadia Code" w:cs="Cascadia Code"/>
-        </w:rPr>
-      </w:pPr>
-      <w:r>
-        <w:rPr>
-          <w:rFonts w:ascii="Cascadia Code" w:hAnsi="Cascadia Code" w:cs="Cascadia Code"/>
-        </w:rPr>
-        <w:t>The exact statement or code location.</w:t>
-      </w:r>
-    </w:p>
-    <w:p>
-      <w:pPr>
-        <w:numPr>
-          <w:ilvl w:val="0"/>
-          <w:numId w:val="35"/>
-        </w:numPr>
-        <w:pBdr>
-          <w:top w:val="single" w:sz="4" w:space="1" w:color="auto"/>
-          <w:left w:val="single" w:sz="4" w:space="4" w:color="auto"/>
-          <w:bottom w:val="single" w:sz="4" w:space="1" w:color="auto"/>
-          <w:right w:val="single" w:sz="4" w:space="4" w:color="auto"/>
-        </w:pBdr>
-        <w:spacing w:after="0" w:line="240" w:lineRule="auto"/>
-        <w:rPr>
-          <w:rFonts w:ascii="Cascadia Code" w:hAnsi="Cascadia Code" w:cs="Cascadia Code"/>
-        </w:rPr>
-      </w:pPr>
-      <w:r>
-        <w:rPr>
-          <w:rFonts w:ascii="Cascadia Code" w:hAnsi="Cascadia Code" w:cs="Cascadia Code"/>
-        </w:rPr>
-        <w:t>The technical problem and a realistic failure or attack scenario.</w:t>
-      </w:r>
-    </w:p>
-    <w:p>
-      <w:pPr>
-        <w:numPr>
-          <w:ilvl w:val="0"/>
-          <w:numId w:val="35"/>
-        </w:numPr>
-        <w:pBdr>
-          <w:top w:val="single" w:sz="4" w:space="1" w:color="auto"/>
-          <w:left w:val="single" w:sz="4" w:space="4" w:color="auto"/>
-          <w:bottom w:val="single" w:sz="4" w:space="1" w:color="auto"/>
-          <w:right w:val="single" w:sz="4" w:space="4" w:color="auto"/>
-        </w:pBdr>
-        <w:spacing w:after="0" w:line="240" w:lineRule="auto"/>
-        <w:rPr>
-          <w:rFonts w:ascii="Cascadia Code" w:hAnsi="Cascadia Code" w:cs="Cascadia Code"/>
-        </w:rPr>
-      </w:pPr>
-      <w:r>
-        <w:rPr>
-          <w:rFonts w:ascii="Cascadia Code" w:hAnsi="Cascadia Code" w:cs="Cascadia Code"/>
-        </w:rPr>
-        <w:t>The potential impact on data integrity, security, reconciliation, auditability, or business processing.</w:t>
-      </w:r>
-    </w:p>
-    <w:p>
-      <w:pPr>
-        <w:numPr>
-          <w:ilvl w:val="0"/>
-          <w:numId w:val="35"/>
-        </w:numPr>
-        <w:pBdr>
-          <w:top w:val="single" w:sz="4" w:space="1" w:color="auto"/>
-          <w:left w:val="single" w:sz="4" w:space="4" w:color="auto"/>
-          <w:bottom w:val="single" w:sz="4" w:space="1" w:color="auto"/>
-          <w:right w:val="single" w:sz="4" w:space="4" w:color="auto"/>
-        </w:pBdr>
-        <w:spacing w:after="0" w:line="240" w:lineRule="auto"/>
-        <w:rPr>
-          <w:rFonts w:ascii="Cascadia Code" w:hAnsi="Cascadia Code" w:cs="Cascadia Code"/>
-        </w:rPr>
-      </w:pPr>
-      <w:r>
-        <w:rPr>
-          <w:rFonts w:ascii="Cascadia Code" w:hAnsi="Cascadia Code" w:cs="Cascadia Code"/>
-        </w:rPr>
-        <w:t>A safer alternative.</w:t>
-      </w:r>
-    </w:p>
-    <w:p>
-      <w:pPr>
-        <w:numPr>
-          <w:ilvl w:val="0"/>
-          <w:numId w:val="35"/>
-        </w:numPr>
-        <w:pBdr>
-          <w:top w:val="single" w:sz="4" w:space="1" w:color="auto"/>
-          <w:left w:val="single" w:sz="4" w:space="4" w:color="auto"/>
-          <w:bottom w:val="single" w:sz="4" w:space="1" w:color="auto"/>
-          <w:right w:val="single" w:sz="4" w:space="4" w:color="auto"/>
-        </w:pBdr>
-        <w:spacing w:after="0" w:line="240" w:lineRule="auto"/>
-        <w:rPr>
-          <w:rFonts w:ascii="Cascadia Code" w:hAnsi="Cascadia Code" w:cs="Cascadia Code"/>
-        </w:rPr>
-      </w:pPr>
-      <w:r>
-        <w:rPr>
-          <w:rFonts w:ascii="Cascadia Code" w:hAnsi="Cascadia Code" w:cs="Cascadia Code"/>
-        </w:rPr>
-        <w:t>Tests or validation checks that should be added.</w:t>
-      </w:r>
-    </w:p>
-    <w:p>
-      <w:pPr>
-        <w:pBdr>
-          <w:top w:val="single" w:sz="4" w:space="1" w:color="auto"/>
-          <w:left w:val="single" w:sz="4" w:space="4" w:color="auto"/>
-          <w:bottom w:val="single" w:sz="4" w:space="1" w:color="auto"/>
-          <w:right w:val="single" w:sz="4" w:space="4" w:color="auto"/>
-        </w:pBdr>
-        <w:spacing w:after="0" w:line="240" w:lineRule="auto"/>
-        <w:rPr>
-          <w:rFonts w:ascii="Cascadia Code" w:hAnsi="Cascadia Code" w:cs="Cascadia Code"/>
-        </w:rPr>
-      </w:pPr>
-    </w:p>
-    <w:p>
-      <w:pPr>
-        <w:pBdr>
-          <w:top w:val="single" w:sz="4" w:space="1" w:color="auto"/>
-          <w:left w:val="single" w:sz="4" w:space="4" w:color="auto"/>
-          <w:bottom w:val="single" w:sz="4" w:space="1" w:color="auto"/>
-          <w:right w:val="single" w:sz="4" w:space="4" w:color="auto"/>
-        </w:pBdr>
-        <w:spacing w:after="0" w:line="240" w:lineRule="auto"/>
-        <w:rPr>
-          <w:rFonts w:ascii="Cascadia Code" w:hAnsi="Cascadia Code" w:cs="Cascadia Code"/>
-        </w:rPr>
-      </w:pPr>
-      <w:r>
-        <w:rPr>
-          <w:rFonts w:ascii="Cascadia Code" w:hAnsi="Cascadia Code" w:cs="Cascadia Code"/>
-        </w:rPr>
-        <w:t>Review the following areas:</w:t>
+        <w:t>Post-update reconciliation and verification.</w:t>
       </w:r>
     </w:p>
     <w:p>
@@ -8074,222 +8186,6 @@
         <w:rPr>
           <w:rFonts w:ascii="Cascadia Code" w:hAnsi="Cascadia Code" w:cs="Cascadia Code"/>
         </w:rPr>
-        <w:t>Dynamic SQL construction and SQL injection.</w:t>
-      </w:r>
-    </w:p>
-    <w:p>
-      <w:pPr>
-        <w:numPr>
-          <w:ilvl w:val="0"/>
-          <w:numId w:val="36"/>
-        </w:numPr>
-        <w:pBdr>
-          <w:top w:val="single" w:sz="4" w:space="1" w:color="auto"/>
-          <w:left w:val="single" w:sz="4" w:space="4" w:color="auto"/>
-          <w:bottom w:val="single" w:sz="4" w:space="1" w:color="auto"/>
-          <w:right w:val="single" w:sz="4" w:space="4" w:color="auto"/>
-        </w:pBdr>
-        <w:spacing w:after="0" w:line="240" w:lineRule="auto"/>
-        <w:rPr>
-          <w:rFonts w:ascii="Cascadia Code" w:hAnsi="Cascadia Code" w:cs="Cascadia Code"/>
-        </w:rPr>
-      </w:pPr>
-      <w:r>
-        <w:rPr>
-          <w:rFonts w:ascii="Cascadia Code" w:hAnsi="Cascadia Code" w:cs="Cascadia Code"/>
-        </w:rPr>
-        <w:t>Parameter validation, including identifiers, amounts, currencies, and product codes.</w:t>
-      </w:r>
-    </w:p>
-    <w:p>
-      <w:pPr>
-        <w:numPr>
-          <w:ilvl w:val="0"/>
-          <w:numId w:val="36"/>
-        </w:numPr>
-        <w:pBdr>
-          <w:top w:val="single" w:sz="4" w:space="1" w:color="auto"/>
-          <w:left w:val="single" w:sz="4" w:space="4" w:color="auto"/>
-          <w:bottom w:val="single" w:sz="4" w:space="1" w:color="auto"/>
-          <w:right w:val="single" w:sz="4" w:space="4" w:color="auto"/>
-        </w:pBdr>
-        <w:spacing w:after="0" w:line="240" w:lineRule="auto"/>
-        <w:rPr>
-          <w:rFonts w:ascii="Cascadia Code" w:hAnsi="Cascadia Code" w:cs="Cascadia Code"/>
-        </w:rPr>
-      </w:pPr>
-      <w:r>
-        <w:rPr>
-          <w:rFonts w:ascii="Cascadia Code" w:hAnsi="Cascadia Code" w:cs="Cascadia Code"/>
-        </w:rPr>
-        <w:t>Validation against authoritative reference data and approved business rules.</w:t>
-      </w:r>
-    </w:p>
-    <w:p>
-      <w:pPr>
-        <w:numPr>
-          <w:ilvl w:val="0"/>
-          <w:numId w:val="36"/>
-        </w:numPr>
-        <w:pBdr>
-          <w:top w:val="single" w:sz="4" w:space="1" w:color="auto"/>
-          <w:left w:val="single" w:sz="4" w:space="4" w:color="auto"/>
-          <w:bottom w:val="single" w:sz="4" w:space="1" w:color="auto"/>
-          <w:right w:val="single" w:sz="4" w:space="4" w:color="auto"/>
-        </w:pBdr>
-        <w:spacing w:after="0" w:line="240" w:lineRule="auto"/>
-        <w:rPr>
-          <w:rFonts w:ascii="Cascadia Code" w:hAnsi="Cascadia Code" w:cs="Cascadia Code"/>
-        </w:rPr>
-      </w:pPr>
-      <w:r>
-        <w:rPr>
-          <w:rFonts w:ascii="Cascadia Code" w:hAnsi="Cascadia Code" w:cs="Cascadia Code"/>
-        </w:rPr>
-        <w:t>Transaction boundaries, rollback, and error handling.</w:t>
-      </w:r>
-    </w:p>
-    <w:p>
-      <w:pPr>
-        <w:numPr>
-          <w:ilvl w:val="0"/>
-          <w:numId w:val="36"/>
-        </w:numPr>
-        <w:pBdr>
-          <w:top w:val="single" w:sz="4" w:space="1" w:color="auto"/>
-          <w:left w:val="single" w:sz="4" w:space="4" w:color="auto"/>
-          <w:bottom w:val="single" w:sz="4" w:space="1" w:color="auto"/>
-          <w:right w:val="single" w:sz="4" w:space="4" w:color="auto"/>
-        </w:pBdr>
-        <w:spacing w:after="0" w:line="240" w:lineRule="auto"/>
-        <w:rPr>
-          <w:rFonts w:ascii="Cascadia Code" w:hAnsi="Cascadia Code" w:cs="Cascadia Code"/>
-        </w:rPr>
-      </w:pPr>
-      <w:r>
-        <w:rPr>
-          <w:rFonts w:ascii="Cascadia Code" w:hAnsi="Cascadia Code" w:cs="Cascadia Code"/>
-        </w:rPr>
-        <w:t>Authorization and separation of duties for sensitive remediation.</w:t>
-      </w:r>
-    </w:p>
-    <w:p>
-      <w:pPr>
-        <w:numPr>
-          <w:ilvl w:val="0"/>
-          <w:numId w:val="36"/>
-        </w:numPr>
-        <w:pBdr>
-          <w:top w:val="single" w:sz="4" w:space="1" w:color="auto"/>
-          <w:left w:val="single" w:sz="4" w:space="4" w:color="auto"/>
-          <w:bottom w:val="single" w:sz="4" w:space="1" w:color="auto"/>
-          <w:right w:val="single" w:sz="4" w:space="4" w:color="auto"/>
-        </w:pBdr>
-        <w:spacing w:after="0" w:line="240" w:lineRule="auto"/>
-        <w:rPr>
-          <w:rFonts w:ascii="Cascadia Code" w:hAnsi="Cascadia Code" w:cs="Cascadia Code"/>
-        </w:rPr>
-      </w:pPr>
-      <w:r>
-        <w:rPr>
-          <w:rFonts w:ascii="Cascadia Code" w:hAnsi="Cascadia Code" w:cs="Cascadia Code"/>
-        </w:rPr>
-        <w:t>Whether the target exception exists and whether the expected number of rows was updated.</w:t>
-      </w:r>
-    </w:p>
-    <w:p>
-      <w:pPr>
-        <w:numPr>
-          <w:ilvl w:val="0"/>
-          <w:numId w:val="36"/>
-        </w:numPr>
-        <w:pBdr>
-          <w:top w:val="single" w:sz="4" w:space="1" w:color="auto"/>
-          <w:left w:val="single" w:sz="4" w:space="4" w:color="auto"/>
-          <w:bottom w:val="single" w:sz="4" w:space="1" w:color="auto"/>
-          <w:right w:val="single" w:sz="4" w:space="4" w:color="auto"/>
-        </w:pBdr>
-        <w:spacing w:after="0" w:line="240" w:lineRule="auto"/>
-        <w:rPr>
-          <w:rFonts w:ascii="Cascadia Code" w:hAnsi="Cascadia Code" w:cs="Cascadia Code"/>
-        </w:rPr>
-      </w:pPr>
-      <w:r>
-        <w:rPr>
-          <w:rFonts w:ascii="Cascadia Code" w:hAnsi="Cascadia Code" w:cs="Cascadia Code"/>
-        </w:rPr>
-        <w:t>Whether the procedure can mark an exception RESOLVED without proving that the correction is valid.</w:t>
-      </w:r>
-    </w:p>
-    <w:p>
-      <w:pPr>
-        <w:numPr>
-          <w:ilvl w:val="0"/>
-          <w:numId w:val="36"/>
-        </w:numPr>
-        <w:pBdr>
-          <w:top w:val="single" w:sz="4" w:space="1" w:color="auto"/>
-          <w:left w:val="single" w:sz="4" w:space="4" w:color="auto"/>
-          <w:bottom w:val="single" w:sz="4" w:space="1" w:color="auto"/>
-          <w:right w:val="single" w:sz="4" w:space="4" w:color="auto"/>
-        </w:pBdr>
-        <w:spacing w:after="0" w:line="240" w:lineRule="auto"/>
-        <w:rPr>
-          <w:rFonts w:ascii="Cascadia Code" w:hAnsi="Cascadia Code" w:cs="Cascadia Code"/>
-        </w:rPr>
-      </w:pPr>
-      <w:r>
-        <w:rPr>
-          <w:rFonts w:ascii="Cascadia Code" w:hAnsi="Cascadia Code" w:cs="Cascadia Code"/>
-        </w:rPr>
-        <w:t>Audit logging, including before-and-after values and the identity of the authorized actor.</w:t>
-      </w:r>
-    </w:p>
-    <w:p>
-      <w:pPr>
-        <w:numPr>
-          <w:ilvl w:val="0"/>
-          <w:numId w:val="36"/>
-        </w:numPr>
-        <w:pBdr>
-          <w:top w:val="single" w:sz="4" w:space="1" w:color="auto"/>
-          <w:left w:val="single" w:sz="4" w:space="4" w:color="auto"/>
-          <w:bottom w:val="single" w:sz="4" w:space="1" w:color="auto"/>
-          <w:right w:val="single" w:sz="4" w:space="4" w:color="auto"/>
-        </w:pBdr>
-        <w:spacing w:after="0" w:line="240" w:lineRule="auto"/>
-        <w:rPr>
-          <w:rFonts w:ascii="Cascadia Code" w:hAnsi="Cascadia Code" w:cs="Cascadia Code"/>
-        </w:rPr>
-      </w:pPr>
-      <w:r>
-        <w:rPr>
-          <w:rFonts w:ascii="Cascadia Code" w:hAnsi="Cascadia Code" w:cs="Cascadia Code"/>
-        </w:rPr>
-        <w:t>Post-update reconciliation and verification.</w:t>
-      </w:r>
-    </w:p>
-    <w:p>
-      <w:pPr>
-        <w:numPr>
-          <w:ilvl w:val="0"/>
-          <w:numId w:val="36"/>
-        </w:numPr>
-        <w:pBdr>
-          <w:top w:val="single" w:sz="4" w:space="1" w:color="auto"/>
-          <w:left w:val="single" w:sz="4" w:space="4" w:color="auto"/>
-          <w:bottom w:val="single" w:sz="4" w:space="1" w:color="auto"/>
-          <w:right w:val="single" w:sz="4" w:space="4" w:color="auto"/>
-        </w:pBdr>
-        <w:spacing w:after="0" w:line="240" w:lineRule="auto"/>
-        <w:rPr>
-          <w:rFonts w:ascii="Cascadia Code" w:hAnsi="Cascadia Code" w:cs="Cascadia Code"/>
-        </w:rPr>
-      </w:pPr>
-      <w:r>
-        <w:rPr>
-          <w:rFonts w:ascii="Cascadia Code" w:hAnsi="Cascadia Code" w:cs="Cascadia Code"/>
-        </w:rPr>
         <w:t>Idempotency and accurate reporting of success or failure.</w:t>
       </w:r>
     </w:p>
@@ -8358,7 +8254,6 @@
         <w:rPr>
           <w:rFonts w:ascii="Cascadia Code" w:hAnsi="Cascadia Code" w:cs="Cascadia Code"/>
         </w:rPr>
-        <w:lastRenderedPageBreak/>
         <w:t>Do not invent table schemas, reference-data contents, approved mappings, or business rules. Clearly label assumptions and list the schema details and controls that must be confirmed before implementation.</w:t>
       </w:r>
     </w:p>
@@ -15797,6 +15692,7 @@
   <w:style w:type="character" w:default="1" w:styleId="DefaultParagraphFont">
     <w:name w:val="Default Paragraph Font"/>
     <w:uiPriority w:val="1"/>
+    <w:semiHidden/>
     <w:unhideWhenUsed/>
   </w:style>
   <w:style w:type="table" w:default="1" w:styleId="TableNormal">
@@ -16277,7 +16173,7 @@
     <w:charset w:val="00"/>
     <w:family w:val="modern"/>
     <w:pitch w:val="fixed"/>
-    <w:sig w:usb0="A1002AFF" w:usb1="4000F9FB" w:usb2="00040000" w:usb3="00000000" w:csb0="000001FF" w:csb1="00000000"/>
+    <w:sig w:usb0="A10002FF" w:usb1="4000F9FB" w:usb2="00040000" w:usb3="00000000" w:csb0="0000019F" w:csb1="00000000"/>
   </w:font>
   <w:font w:name="Aptos">
     <w:charset w:val="00"/>
@@ -16311,8 +16207,11 @@
   <w:rsids>
     <w:rsidRoot w:val="00714E5B"/>
     <w:rsid w:val="00177CCE"/>
+    <w:rsid w:val="00230D76"/>
     <w:rsid w:val="0033538D"/>
     <w:rsid w:val="00714E5B"/>
+    <w:rsid w:val="00BD5056"/>
+    <w:rsid w:val="00CA241E"/>
   </w:rsids>
   <m:mathPr>
     <m:mathFont m:val="Cambria Math"/>
